--- a/deliverables/HOLOOR_CBSM_LINE_355nm_package/HOLOOR_355nm准直线光技术说明.docx
+++ b/deliverables/HOLOOR_CBSM_LINE_355nm_package/HOLOOR_355nm准直线光技术说明.docx
@@ -25,9 +25,15 @@
       </w:pPr>
       <w:r>
         <w:rPr>
-          <w:rFonts w:ascii="Microsoft YaHei" w:hAnsi="Microsoft YaHei" w:eastAsia="Microsoft YaHei"/>
+          <w:rFonts w:ascii="微软雅黑" w:hAnsi="微软雅黑" w:eastAsia="微软雅黑"/>
           <w:b/>
+          <w:color w:val="000000" w:themeColor="text1"/>
           <w:sz w:val="48"/>
+          <w14:textFill>
+            <w14:solidFill>
+              <w14:schemeClr w14:val="tx1"/>
+            </w14:solidFill>
+          </w14:textFill>
         </w:rPr>
         <w:t>355 nm HOLO/OR 准直线光技术说明</w:t>
       </w:r>
@@ -3593,6 +3599,12 @@
             <w:insideH w:val="single" w:color="auto" w:sz="4" w:space="0"/>
             <w:insideV w:val="single" w:color="auto" w:sz="4" w:space="0"/>
           </w:tblBorders>
+          <w:tblCellMar>
+            <w:top w:w="0" w:type="dxa"/>
+            <w:left w:w="108" w:type="dxa"/>
+            <w:bottom w:w="0" w:type="dxa"/>
+            <w:right w:w="108" w:type="dxa"/>
+          </w:tblCellMar>
         </w:tblPrEx>
         <w:trPr>
           <w:cantSplit/>
@@ -4637,6 +4649,12 @@
             <w:insideH w:val="single" w:color="auto" w:sz="4" w:space="0"/>
             <w:insideV w:val="single" w:color="auto" w:sz="4" w:space="0"/>
           </w:tblBorders>
+          <w:tblCellMar>
+            <w:top w:w="0" w:type="dxa"/>
+            <w:left w:w="108" w:type="dxa"/>
+            <w:bottom w:w="0" w:type="dxa"/>
+            <w:right w:w="108" w:type="dxa"/>
+          </w:tblCellMar>
         </w:tblPrEx>
         <w:trPr>
           <w:cantSplit/>
@@ -8139,14 +8157,18 @@
           </w14:textFill>
         </w:rPr>
       </w:pPr>
-      <w:r/>
       <w:r>
         <w:rPr>
-          <w:rFonts w:ascii="Microsoft YaHei" w:hAnsi="Microsoft YaHei" w:eastAsia="Microsoft YaHei"/>
+          <w:rFonts w:ascii="微软雅黑" w:hAnsi="微软雅黑" w:eastAsia="微软雅黑"/>
           <w:b/>
           <w:i w:val="0"/>
-          <w:color w:val="2E74B5"/>
+          <w:color w:val="000000" w:themeColor="text1"/>
           <w:sz w:val="26"/>
+          <w14:textFill>
+            <w14:solidFill>
+              <w14:schemeClr w14:val="tx1"/>
+            </w14:solidFill>
+          </w14:textFill>
         </w:rPr>
         <w:t>5.2 HOLO/OR 双元件准直整形方案</w:t>
       </w:r>
@@ -8183,24 +8205,43 @@
       <w:pPr>
         <w:spacing w:before="80" w:after="20"/>
         <w:jc w:val="center"/>
+        <w:rPr>
+          <w:color w:val="000000" w:themeColor="text1"/>
+          <w14:textFill>
+            <w14:solidFill>
+              <w14:schemeClr w14:val="tx1"/>
+            </w14:solidFill>
+          </w14:textFill>
+        </w:rPr>
       </w:pPr>
       <w:r>
+        <w:rPr>
+          <w:color w:val="000000" w:themeColor="text1"/>
+          <w14:textFill>
+            <w14:solidFill>
+              <w14:schemeClr w14:val="tx1"/>
+            </w14:solidFill>
+          </w14:textFill>
+        </w:rPr>
         <w:drawing>
-          <wp:inline xmlns:a="http://schemas.openxmlformats.org/drawingml/2006/main" xmlns:pic="http://schemas.openxmlformats.org/drawingml/2006/picture">
-            <wp:extent cx="5394960" cy="514160"/>
-            <wp:docPr id="27" name="Picture 27" title="Equation 5-5" descr="LaTeX equation: U_1^{+}=U_{\mathrm{in}}e^{i\phi_1},\qquad U_2^{-}=\mathcal{P}_{L}\!\left\{U_1^{+}\right\}"/>
+          <wp:inline distT="0" distB="0" distL="114300" distR="114300">
+            <wp:extent cx="4125595" cy="393065"/>
+            <wp:effectExtent l="0" t="0" r="1905" b="0"/>
+            <wp:docPr id="27" name="Picture 27" descr="LaTeX equation: U_1^{+}=U_{\mathrm{in}}e^{i\phi_1},\qquad U_2^{-}=\mathcal{P}_{L}\!\left\{U_1^{+}\right\}" title="Equation 5-5"/>
             <wp:cNvGraphicFramePr>
-              <a:graphicFrameLocks noChangeAspect="1"/>
+              <a:graphicFrameLocks xmlns:a="http://schemas.openxmlformats.org/drawingml/2006/main" noChangeAspect="1"/>
             </wp:cNvGraphicFramePr>
-            <a:graphic>
+            <a:graphic xmlns:a="http://schemas.openxmlformats.org/drawingml/2006/main">
               <a:graphicData uri="http://schemas.openxmlformats.org/drawingml/2006/picture">
-                <pic:pic>
+                <pic:pic xmlns:pic="http://schemas.openxmlformats.org/drawingml/2006/picture">
                   <pic:nvPicPr>
-                    <pic:cNvPr id="0" name="5_5_final.png"/>
-                    <pic:cNvPicPr/>
+                    <pic:cNvPr id="27" name="Picture 27" descr="LaTeX equation: U_1^{+}=U_{\mathrm{in}}e^{i\phi_1},\qquad U_2^{-}=\mathcal{P}_{L}\!\left\{U_1^{+}\right\}" title="Equation 5-5"/>
+                    <pic:cNvPicPr>
+                      <a:picLocks noChangeAspect="1"/>
+                    </pic:cNvPicPr>
                   </pic:nvPicPr>
                   <pic:blipFill>
-                    <a:blip r:embed="rId37"/>
+                    <a:blip r:embed="rId14"/>
                     <a:stretch>
                       <a:fillRect/>
                     </a:stretch>
@@ -8208,9 +8249,11 @@
                   <pic:spPr>
                     <a:xfrm>
                       <a:off x="0" y="0"/>
-                      <a:ext cx="5394960" cy="514160"/>
+                      <a:ext cx="4125595" cy="393065"/>
                     </a:xfrm>
-                    <a:prstGeom prst="rect"/>
+                    <a:prstGeom prst="rect">
+                      <a:avLst/>
+                    </a:prstGeom>
                   </pic:spPr>
                 </pic:pic>
               </a:graphicData>
@@ -8252,24 +8295,43 @@
       <w:pPr>
         <w:spacing w:before="80" w:after="20"/>
         <w:jc w:val="center"/>
+        <w:rPr>
+          <w:color w:val="000000" w:themeColor="text1"/>
+          <w14:textFill>
+            <w14:solidFill>
+              <w14:schemeClr w14:val="tx1"/>
+            </w14:solidFill>
+          </w14:textFill>
+        </w:rPr>
       </w:pPr>
       <w:r>
+        <w:rPr>
+          <w:color w:val="000000" w:themeColor="text1"/>
+          <w14:textFill>
+            <w14:solidFill>
+              <w14:schemeClr w14:val="tx1"/>
+            </w14:solidFill>
+          </w14:textFill>
+        </w:rPr>
         <w:drawing>
-          <wp:inline xmlns:a="http://schemas.openxmlformats.org/drawingml/2006/main" xmlns:pic="http://schemas.openxmlformats.org/drawingml/2006/picture">
-            <wp:extent cx="5394960" cy="395842"/>
-            <wp:docPr id="28" name="Picture 28" title="Equation 5-6" descr="LaTeX equation: \phi_2(x,y)=-\arg\!\left[U_2^{-}(x,y)\right]+\phi_{\mathrm{ref}}(x,y)"/>
+          <wp:inline distT="0" distB="0" distL="114300" distR="114300">
+            <wp:extent cx="4740910" cy="347345"/>
+            <wp:effectExtent l="0" t="0" r="0" b="0"/>
+            <wp:docPr id="28" name="Picture 28" descr="LaTeX equation: \phi_2(x,y)=-\arg\!\left[U_2^{-}(x,y)\right]+\phi_{\mathrm{ref}}(x,y)" title="Equation 5-6"/>
             <wp:cNvGraphicFramePr>
-              <a:graphicFrameLocks noChangeAspect="1"/>
+              <a:graphicFrameLocks xmlns:a="http://schemas.openxmlformats.org/drawingml/2006/main" noChangeAspect="1"/>
             </wp:cNvGraphicFramePr>
-            <a:graphic>
+            <a:graphic xmlns:a="http://schemas.openxmlformats.org/drawingml/2006/main">
               <a:graphicData uri="http://schemas.openxmlformats.org/drawingml/2006/picture">
-                <pic:pic>
+                <pic:pic xmlns:pic="http://schemas.openxmlformats.org/drawingml/2006/picture">
                   <pic:nvPicPr>
-                    <pic:cNvPr id="0" name="5_6_final.png"/>
-                    <pic:cNvPicPr/>
+                    <pic:cNvPr id="28" name="Picture 28" descr="LaTeX equation: \phi_2(x,y)=-\arg\!\left[U_2^{-}(x,y)\right]+\phi_{\mathrm{ref}}(x,y)" title="Equation 5-6"/>
+                    <pic:cNvPicPr>
+                      <a:picLocks noChangeAspect="1"/>
+                    </pic:cNvPicPr>
                   </pic:nvPicPr>
                   <pic:blipFill>
-                    <a:blip r:embed="rId38"/>
+                    <a:blip r:embed="rId15"/>
                     <a:stretch>
                       <a:fillRect/>
                     </a:stretch>
@@ -8277,9 +8339,11 @@
                   <pic:spPr>
                     <a:xfrm>
                       <a:off x="0" y="0"/>
-                      <a:ext cx="5394960" cy="395842"/>
+                      <a:ext cx="4740910" cy="347345"/>
                     </a:xfrm>
-                    <a:prstGeom prst="rect"/>
+                    <a:prstGeom prst="rect">
+                      <a:avLst/>
+                    </a:prstGeom>
                   </pic:spPr>
                 </pic:pic>
               </a:graphicData>
@@ -8321,24 +8385,43 @@
       <w:pPr>
         <w:spacing w:before="80" w:after="20"/>
         <w:jc w:val="center"/>
+        <w:rPr>
+          <w:color w:val="000000" w:themeColor="text1"/>
+          <w14:textFill>
+            <w14:solidFill>
+              <w14:schemeClr w14:val="tx1"/>
+            </w14:solidFill>
+          </w14:textFill>
+        </w:rPr>
       </w:pPr>
       <w:r>
+        <w:rPr>
+          <w:color w:val="000000" w:themeColor="text1"/>
+          <w14:textFill>
+            <w14:solidFill>
+              <w14:schemeClr w14:val="tx1"/>
+            </w14:solidFill>
+          </w14:textFill>
+        </w:rPr>
         <w:drawing>
-          <wp:inline xmlns:a="http://schemas.openxmlformats.org/drawingml/2006/main" xmlns:pic="http://schemas.openxmlformats.org/drawingml/2006/picture">
-            <wp:extent cx="5394960" cy="795570"/>
-            <wp:docPr id="29" name="Picture 29" title="Equation 5-7" descr="LaTeX equation: U_{\mathrm{out}}\approx A_{\mathrm{TH}}e^{i\phi_{\mathrm{ref}}}"/>
+          <wp:inline distT="0" distB="0" distL="114300" distR="114300">
+            <wp:extent cx="2427605" cy="357505"/>
+            <wp:effectExtent l="0" t="0" r="10795" b="0"/>
+            <wp:docPr id="29" name="Picture 29" descr="LaTeX equation: U_{\mathrm{out}}\approx A_{\mathrm{TH}}e^{i\phi_{\mathrm{ref}}}" title="Equation 5-7"/>
             <wp:cNvGraphicFramePr>
-              <a:graphicFrameLocks noChangeAspect="1"/>
+              <a:graphicFrameLocks xmlns:a="http://schemas.openxmlformats.org/drawingml/2006/main" noChangeAspect="1"/>
             </wp:cNvGraphicFramePr>
-            <a:graphic>
+            <a:graphic xmlns:a="http://schemas.openxmlformats.org/drawingml/2006/main">
               <a:graphicData uri="http://schemas.openxmlformats.org/drawingml/2006/picture">
-                <pic:pic>
+                <pic:pic xmlns:pic="http://schemas.openxmlformats.org/drawingml/2006/picture">
                   <pic:nvPicPr>
-                    <pic:cNvPr id="0" name="5_7_final.png"/>
-                    <pic:cNvPicPr/>
+                    <pic:cNvPr id="29" name="Picture 29" descr="LaTeX equation: U_{\mathrm{out}}\approx A_{\mathrm{TH}}e^{i\phi_{\mathrm{ref}}}" title="Equation 5-7"/>
+                    <pic:cNvPicPr>
+                      <a:picLocks noChangeAspect="1"/>
+                    </pic:cNvPicPr>
                   </pic:nvPicPr>
                   <pic:blipFill>
-                    <a:blip r:embed="rId39"/>
+                    <a:blip r:embed="rId16"/>
                     <a:stretch>
                       <a:fillRect/>
                     </a:stretch>
@@ -8346,9 +8429,11 @@
                   <pic:spPr>
                     <a:xfrm>
                       <a:off x="0" y="0"/>
-                      <a:ext cx="5394960" cy="795570"/>
+                      <a:ext cx="2427605" cy="357505"/>
                     </a:xfrm>
-                    <a:prstGeom prst="rect"/>
+                    <a:prstGeom prst="rect">
+                      <a:avLst/>
+                    </a:prstGeom>
                   </pic:spPr>
                 </pic:pic>
               </a:graphicData>
@@ -8483,15 +8568,20 @@
           </w14:textFill>
         </w:rPr>
       </w:pPr>
-      <w:r/>
       <w:r>
         <w:rPr>
-          <w:rFonts w:ascii="Microsoft YaHei" w:hAnsi="Microsoft YaHei" w:eastAsia="Microsoft YaHei"/>
+          <w:rFonts w:ascii="微软雅黑" w:hAnsi="微软雅黑" w:eastAsia="微软雅黑"/>
           <w:b w:val="0"/>
           <w:i w:val="0"/>
+          <w:color w:val="000000" w:themeColor="text1"/>
           <w:sz w:val="21"/>
-        </w:rPr>
-        <w:t>HOLO/OR 未公开最终定制准直模块的专有微结构与出口相位数据。本资料包因此只保留厂商出口复场数据接口和独立双元件复场替代模型：前者用于收到正式数据后的验收，后者用于在缺少厂商相位时检查后级透镜对整形与波前的影响；独立模型不得标记为 HOLO/OR 专有模型。</w:t>
+          <w14:textFill>
+            <w14:solidFill>
+              <w14:schemeClr w14:val="tx1"/>
+            </w14:solidFill>
+          </w14:textFill>
+        </w:rPr>
+        <w:t>HOLO/OR 未公开最终定制准直模块的专有微结构与出口相位数据。本资料包因此只保留厂商出口复场数据接口和独立双元件复场替代模型：前者用于收到正式数据后的验收，后者用于在缺少厂商相位时检查后级透镜对整形与波前的影响。</w:t>
       </w:r>
     </w:p>
     <w:p>
@@ -8618,7 +8708,7 @@
                     </pic:cNvPicPr>
                   </pic:nvPicPr>
                   <pic:blipFill>
-                    <a:blip r:embed="rId18"/>
+                    <a:blip r:embed="rId17"/>
                     <a:stretch>
                       <a:fillRect/>
                     </a:stretch>
@@ -8796,7 +8886,7 @@
                     </pic:cNvPicPr>
                   </pic:nvPicPr>
                   <pic:blipFill>
-                    <a:blip r:embed="rId19"/>
+                    <a:blip r:embed="rId18"/>
                     <a:stretch>
                       <a:fillRect/>
                     </a:stretch>
@@ -8914,7 +9004,7 @@
                     </pic:cNvPicPr>
                   </pic:nvPicPr>
                   <pic:blipFill>
-                    <a:blip r:embed="rId20"/>
+                    <a:blip r:embed="rId19"/>
                     <a:stretch>
                       <a:fillRect/>
                     </a:stretch>
@@ -9032,7 +9122,7 @@
                     </pic:cNvPicPr>
                   </pic:nvPicPr>
                   <pic:blipFill>
-                    <a:blip r:embed="rId21"/>
+                    <a:blip r:embed="rId20"/>
                     <a:stretch>
                       <a:fillRect/>
                     </a:stretch>
@@ -9179,7 +9269,7 @@
                     </pic:cNvPicPr>
                   </pic:nvPicPr>
                   <pic:blipFill>
-                    <a:blip r:embed="rId22"/>
+                    <a:blip r:embed="rId21"/>
                     <a:stretch>
                       <a:fillRect/>
                     </a:stretch>
@@ -9269,7 +9359,7 @@
                     </pic:cNvPicPr>
                   </pic:nvPicPr>
                   <pic:blipFill>
-                    <a:blip r:embed="rId23"/>
+                    <a:blip r:embed="rId22"/>
                     <a:stretch>
                       <a:fillRect/>
                     </a:stretch>
@@ -9416,7 +9506,7 @@
                     </pic:cNvPicPr>
                   </pic:nvPicPr>
                   <pic:blipFill>
-                    <a:blip r:embed="rId24"/>
+                    <a:blip r:embed="rId23"/>
                     <a:stretch>
                       <a:fillRect/>
                     </a:stretch>
@@ -9506,7 +9596,7 @@
                     </pic:cNvPicPr>
                   </pic:nvPicPr>
                   <pic:blipFill>
-                    <a:blip r:embed="rId25"/>
+                    <a:blip r:embed="rId24"/>
                     <a:stretch>
                       <a:fillRect/>
                     </a:stretch>
@@ -9596,7 +9686,7 @@
                     </pic:cNvPicPr>
                   </pic:nvPicPr>
                   <pic:blipFill>
-                    <a:blip r:embed="rId26"/>
+                    <a:blip r:embed="rId25"/>
                     <a:stretch>
                       <a:fillRect/>
                     </a:stretch>
@@ -9714,7 +9804,7 @@
                     </pic:cNvPicPr>
                   </pic:nvPicPr>
                   <pic:blipFill>
-                    <a:blip r:embed="rId27"/>
+                    <a:blip r:embed="rId26"/>
                     <a:stretch>
                       <a:fillRect/>
                     </a:stretch>
@@ -9861,7 +9951,7 @@
                     </pic:cNvPicPr>
                   </pic:nvPicPr>
                   <pic:blipFill>
-                    <a:blip r:embed="rId28"/>
+                    <a:blip r:embed="rId27"/>
                     <a:stretch>
                       <a:fillRect/>
                     </a:stretch>
@@ -10008,7 +10098,7 @@
                     </pic:cNvPicPr>
                   </pic:nvPicPr>
                   <pic:blipFill>
-                    <a:blip r:embed="rId29"/>
+                    <a:blip r:embed="rId28"/>
                     <a:stretch>
                       <a:fillRect/>
                     </a:stretch>
@@ -10098,7 +10188,7 @@
                     </pic:cNvPicPr>
                   </pic:nvPicPr>
                   <pic:blipFill>
-                    <a:blip r:embed="rId30"/>
+                    <a:blip r:embed="rId29"/>
                     <a:stretch>
                       <a:fillRect/>
                     </a:stretch>
@@ -10188,7 +10278,7 @@
                     </pic:cNvPicPr>
                   </pic:nvPicPr>
                   <pic:blipFill>
-                    <a:blip r:embed="rId31"/>
+                    <a:blip r:embed="rId30"/>
                     <a:stretch>
                       <a:fillRect/>
                     </a:stretch>
@@ -10265,8 +10355,6 @@
         </w:rPr>
         <w:t>本项目暂定判据为 |θ̄x|≤10 µrad、σφ≤0.10 rad、θedge≤50 µrad。</w:t>
       </w:r>
-      <w:bookmarkStart w:id="0" w:name="_GoBack"/>
-      <w:bookmarkEnd w:id="0"/>
     </w:p>
     <w:p>
       <w:pPr>
@@ -10709,6 +10797,12 @@
             <w:insideH w:val="single" w:color="auto" w:sz="4" w:space="0"/>
             <w:insideV w:val="single" w:color="auto" w:sz="4" w:space="0"/>
           </w:tblBorders>
+          <w:tblCellMar>
+            <w:top w:w="0" w:type="dxa"/>
+            <w:left w:w="108" w:type="dxa"/>
+            <w:bottom w:w="0" w:type="dxa"/>
+            <w:right w:w="108" w:type="dxa"/>
+          </w:tblCellMar>
         </w:tblPrEx>
         <w:trPr>
           <w:cantSplit/>
@@ -11298,58 +11392,297 @@
       <w:pPr>
         <w:pStyle w:val="4"/>
         <w:keepNext/>
+        <w:rPr>
+          <w:color w:val="000000" w:themeColor="text1"/>
+          <w14:textFill>
+            <w14:solidFill>
+              <w14:schemeClr w14:val="tx1"/>
+            </w14:solidFill>
+          </w14:textFill>
+        </w:rPr>
       </w:pPr>
       <w:r>
         <w:rPr>
-          <w:rFonts w:ascii="Microsoft YaHei" w:hAnsi="Microsoft YaHei" w:eastAsia="Microsoft YaHei"/>
+          <w:rFonts w:ascii="微软雅黑" w:hAnsi="微软雅黑" w:eastAsia="微软雅黑"/>
           <w:b/>
           <w:i w:val="0"/>
-          <w:color w:val="2E74B5"/>
+          <w:color w:val="000000" w:themeColor="text1"/>
           <w:sz w:val="26"/>
+          <w14:textFill>
+            <w14:solidFill>
+              <w14:schemeClr w14:val="tx1"/>
+            </w14:solidFill>
+          </w14:textFill>
         </w:rPr>
         <w:t>7.1 主程序入口与调用顺序</w:t>
       </w:r>
     </w:p>
     <w:p>
       <w:pPr>
-        <w:spacing w:line="276" w:lineRule="auto" w:after="120"/>
+        <w:spacing w:after="120" w:line="276" w:lineRule="auto"/>
+        <w:rPr>
+          <w:color w:val="000000" w:themeColor="text1"/>
+          <w14:textFill>
+            <w14:solidFill>
+              <w14:schemeClr w14:val="tx1"/>
+            </w14:solidFill>
+          </w14:textFill>
+        </w:rPr>
       </w:pPr>
       <w:r>
         <w:rPr>
-          <w:rFonts w:ascii="Microsoft YaHei" w:hAnsi="Microsoft YaHei" w:eastAsia="Microsoft YaHei"/>
+          <w:rFonts w:ascii="微软雅黑" w:hAnsi="微软雅黑" w:eastAsia="微软雅黑"/>
           <w:b w:val="0"/>
           <w:i w:val="0"/>
+          <w:color w:val="000000" w:themeColor="text1"/>
           <w:sz w:val="21"/>
-        </w:rPr>
-        <w:t>主程序为 run_HOLOOR_collimated_line_R2019b.m。它先根据自身文件位置解析资料包根目录和结果目录，创建输出目录，读取统一配置，检查 MATLAB 版本，然后调用准直方案求解器。求解器再依次完成 X 向 ABCD 检查、厂商出口复场检查、独立双元件替代模型传播和 XZ/YZ 光路绘制。主程序最后写出 MATLAB 版本、时间和状态清单。</w:t>
+          <w14:textFill>
+            <w14:solidFill>
+              <w14:schemeClr w14:val="tx1"/>
+            </w14:solidFill>
+          </w14:textFill>
+        </w:rPr>
+        <w:t>主程序为 run_HOLOOR_collimated_line_R2019b.m。它先根据自身文件位置解析资料包根目录和结果目录，创建输出目录，读取统一配置，检查 MATLAB 版本，然后调用准直方案求解器。求解器再依次完成 X 向 ABCD 检查、出口</w:t>
+      </w:r>
+      <w:r>
+        <w:rPr>
+          <w:rFonts w:hint="eastAsia"/>
+          <w:b w:val="0"/>
+          <w:i w:val="0"/>
+          <w:color w:val="000000" w:themeColor="text1"/>
+          <w:sz w:val="21"/>
+          <w:lang w:val="en-US" w:eastAsia="zh-CN"/>
+          <w14:textFill>
+            <w14:solidFill>
+              <w14:schemeClr w14:val="tx1"/>
+            </w14:solidFill>
+          </w14:textFill>
+        </w:rPr>
+        <w:t>复振幅</w:t>
+      </w:r>
+      <w:r>
+        <w:rPr>
+          <w:rFonts w:ascii="微软雅黑" w:hAnsi="微软雅黑" w:eastAsia="微软雅黑"/>
+          <w:b w:val="0"/>
+          <w:i w:val="0"/>
+          <w:color w:val="000000" w:themeColor="text1"/>
+          <w:sz w:val="21"/>
+          <w14:textFill>
+            <w14:solidFill>
+              <w14:schemeClr w14:val="tx1"/>
+            </w14:solidFill>
+          </w14:textFill>
+        </w:rPr>
+        <w:t>检查、独立双元件替代模型传播和 XZ/YZ 光路绘制。</w:t>
       </w:r>
     </w:p>
     <w:p>
       <w:pPr>
+        <w:shd w:val="clear" w:fill="F3F4F6"/>
         <w:spacing w:before="40" w:after="140"/>
         <w:ind w:left="403" w:right="259"/>
-        <w:shd w:fill="F3F4F6"/>
+        <w:rPr>
+          <w:color w:val="000000" w:themeColor="text1"/>
+          <w14:textFill>
+            <w14:solidFill>
+              <w14:schemeClr w14:val="tx1"/>
+            </w14:solidFill>
+          </w14:textFill>
+        </w:rPr>
       </w:pPr>
       <w:r>
         <w:rPr>
           <w:rFonts w:ascii="Consolas" w:hAnsi="Consolas" w:eastAsia="Consolas"/>
           <w:b w:val="0"/>
           <w:i w:val="0"/>
-          <w:color w:val="202124"/>
+          <w:color w:val="000000" w:themeColor="text1"/>
           <w:sz w:val="16"/>
+          <w14:textFill>
+            <w14:solidFill>
+              <w14:schemeClr w14:val="tx1"/>
+            </w14:solidFill>
+          </w14:textFill>
         </w:rPr>
         <w:t>cfg = common_holoor_collimated_config();</w:t>
-        <w:br/>
+      </w:r>
+      <w:r>
+        <w:rPr>
+          <w:rFonts w:ascii="Consolas" w:hAnsi="Consolas" w:eastAsia="Consolas"/>
+          <w:b w:val="0"/>
+          <w:i w:val="0"/>
+          <w:color w:val="000000" w:themeColor="text1"/>
+          <w:sz w:val="16"/>
+          <w14:textFill>
+            <w14:solidFill>
+              <w14:schemeClr w14:val="tx1"/>
+            </w14:solidFill>
+          </w14:textFill>
+        </w:rPr>
+        <w:br w:type="textWrapping"/>
+      </w:r>
+      <w:r>
+        <w:rPr>
+          <w:rFonts w:ascii="Consolas" w:hAnsi="Consolas" w:eastAsia="Consolas"/>
+          <w:b w:val="0"/>
+          <w:i w:val="0"/>
+          <w:color w:val="000000" w:themeColor="text1"/>
+          <w:sz w:val="16"/>
+          <w14:textFill>
+            <w14:solidFill>
+              <w14:schemeClr w14:val="tx1"/>
+            </w14:solidFill>
+          </w14:textFill>
+        </w:rPr>
         <w:t>result = run_holoor_collimated_solution(cfg, outputDir);</w:t>
-        <w:br/>
+      </w:r>
+      <w:r>
+        <w:rPr>
+          <w:rFonts w:ascii="Consolas" w:hAnsi="Consolas" w:eastAsia="Consolas"/>
+          <w:b w:val="0"/>
+          <w:i w:val="0"/>
+          <w:color w:val="000000" w:themeColor="text1"/>
+          <w:sz w:val="16"/>
+          <w14:textFill>
+            <w14:solidFill>
+              <w14:schemeClr w14:val="tx1"/>
+            </w14:solidFill>
+          </w14:textFill>
+        </w:rPr>
+        <w:br w:type="textWrapping"/>
+      </w:r>
+      <w:r>
+        <w:rPr>
+          <w:rFonts w:ascii="Consolas" w:hAnsi="Consolas" w:eastAsia="Consolas"/>
+          <w:b w:val="0"/>
+          <w:i w:val="0"/>
+          <w:color w:val="000000" w:themeColor="text1"/>
+          <w:sz w:val="16"/>
+          <w14:textFill>
+            <w14:solidFill>
+              <w14:schemeClr w14:val="tx1"/>
+            </w14:solidFill>
+          </w14:textFill>
+        </w:rPr>
         <w:t>% run_holoor_collimated_solution 内部：</w:t>
-        <w:br/>
+      </w:r>
+      <w:r>
+        <w:rPr>
+          <w:rFonts w:ascii="Consolas" w:hAnsi="Consolas" w:eastAsia="Consolas"/>
+          <w:b w:val="0"/>
+          <w:i w:val="0"/>
+          <w:color w:val="000000" w:themeColor="text1"/>
+          <w:sz w:val="16"/>
+          <w14:textFill>
+            <w14:solidFill>
+              <w14:schemeClr w14:val="tx1"/>
+            </w14:solidFill>
+          </w14:textFill>
+        </w:rPr>
+        <w:br w:type="textWrapping"/>
+      </w:r>
+      <w:r>
+        <w:rPr>
+          <w:rFonts w:ascii="Consolas" w:hAnsi="Consolas" w:eastAsia="Consolas"/>
+          <w:b w:val="0"/>
+          <w:i w:val="0"/>
+          <w:color w:val="000000" w:themeColor="text1"/>
+          <w:sz w:val="16"/>
+          <w14:textFill>
+            <w14:solidFill>
+              <w14:schemeClr w14:val="tx1"/>
+            </w14:solidFill>
+          </w14:textFill>
+        </w:rPr>
         <w:t>%   1) X 向 ABCD 与边缘光线</w:t>
-        <w:br/>
+      </w:r>
+      <w:r>
+        <w:rPr>
+          <w:rFonts w:ascii="Consolas" w:hAnsi="Consolas" w:eastAsia="Consolas"/>
+          <w:b w:val="0"/>
+          <w:i w:val="0"/>
+          <w:color w:val="000000" w:themeColor="text1"/>
+          <w:sz w:val="16"/>
+          <w14:textFill>
+            <w14:solidFill>
+              <w14:schemeClr w14:val="tx1"/>
+            </w14:solidFill>
+          </w14:textFill>
+        </w:rPr>
+        <w:br w:type="textWrapping"/>
+      </w:r>
+      <w:r>
+        <w:rPr>
+          <w:rFonts w:ascii="Consolas" w:hAnsi="Consolas" w:eastAsia="Consolas"/>
+          <w:b w:val="0"/>
+          <w:i w:val="0"/>
+          <w:color w:val="000000" w:themeColor="text1"/>
+          <w:sz w:val="16"/>
+          <w14:textFill>
+            <w14:solidFill>
+              <w14:schemeClr w14:val="tx1"/>
+            </w14:solidFill>
+          </w14:textFill>
+        </w:rPr>
         <w:t>%   2) HOLO/OR 出口复场接口（若有）</w:t>
-        <w:br/>
+      </w:r>
+      <w:r>
+        <w:rPr>
+          <w:rFonts w:ascii="Consolas" w:hAnsi="Consolas" w:eastAsia="Consolas"/>
+          <w:b w:val="0"/>
+          <w:i w:val="0"/>
+          <w:color w:val="000000" w:themeColor="text1"/>
+          <w:sz w:val="16"/>
+          <w14:textFill>
+            <w14:solidFill>
+              <w14:schemeClr w14:val="tx1"/>
+            </w14:solidFill>
+          </w14:textFill>
+        </w:rPr>
+        <w:br w:type="textWrapping"/>
+      </w:r>
+      <w:r>
+        <w:rPr>
+          <w:rFonts w:ascii="Consolas" w:hAnsi="Consolas" w:eastAsia="Consolas"/>
+          <w:b w:val="0"/>
+          <w:i w:val="0"/>
+          <w:color w:val="000000" w:themeColor="text1"/>
+          <w:sz w:val="16"/>
+          <w14:textFill>
+            <w14:solidFill>
+              <w14:schemeClr w14:val="tx1"/>
+            </w14:solidFill>
+          </w14:textFill>
+        </w:rPr>
         <w:t>%   3) 独立双元件复场替代模型</w:t>
-        <w:br/>
+      </w:r>
+      <w:r>
+        <w:rPr>
+          <w:rFonts w:ascii="Consolas" w:hAnsi="Consolas" w:eastAsia="Consolas"/>
+          <w:b w:val="0"/>
+          <w:i w:val="0"/>
+          <w:color w:val="000000" w:themeColor="text1"/>
+          <w:sz w:val="16"/>
+          <w14:textFill>
+            <w14:solidFill>
+              <w14:schemeClr w14:val="tx1"/>
+            </w14:solidFill>
+          </w14:textFill>
+        </w:rPr>
+        <w:br w:type="textWrapping"/>
+      </w:r>
+      <w:r>
+        <w:rPr>
+          <w:rFonts w:ascii="Consolas" w:hAnsi="Consolas" w:eastAsia="Consolas"/>
+          <w:b w:val="0"/>
+          <w:i w:val="0"/>
+          <w:color w:val="000000" w:themeColor="text1"/>
+          <w:sz w:val="16"/>
+          <w14:textFill>
+            <w14:solidFill>
+              <w14:schemeClr w14:val="tx1"/>
+            </w14:solidFill>
+          </w14:textFill>
+        </w:rPr>
         <w:t>%   4) XZ/YZ 几何光路图与 CSV/MAT 输出</w:t>
       </w:r>
     </w:p>
@@ -11357,58 +11690,266 @@
       <w:pPr>
         <w:pStyle w:val="4"/>
         <w:keepNext/>
+        <w:rPr>
+          <w:color w:val="000000" w:themeColor="text1"/>
+          <w14:textFill>
+            <w14:solidFill>
+              <w14:schemeClr w14:val="tx1"/>
+            </w14:solidFill>
+          </w14:textFill>
+        </w:rPr>
       </w:pPr>
       <w:r>
         <w:rPr>
-          <w:rFonts w:ascii="Microsoft YaHei" w:hAnsi="Microsoft YaHei" w:eastAsia="Microsoft YaHei"/>
+          <w:rFonts w:ascii="微软雅黑" w:hAnsi="微软雅黑" w:eastAsia="微软雅黑"/>
           <w:b/>
           <w:i w:val="0"/>
-          <w:color w:val="2E74B5"/>
+          <w:color w:val="000000" w:themeColor="text1"/>
           <w:sz w:val="26"/>
+          <w14:textFill>
+            <w14:solidFill>
+              <w14:schemeClr w14:val="tx1"/>
+            </w14:solidFill>
+          </w14:textFill>
         </w:rPr>
         <w:t>7.2 统一参数配置</w:t>
       </w:r>
     </w:p>
     <w:p>
       <w:pPr>
-        <w:spacing w:line="276" w:lineRule="auto" w:after="120"/>
+        <w:spacing w:after="120" w:line="276" w:lineRule="auto"/>
+        <w:rPr>
+          <w:color w:val="000000" w:themeColor="text1"/>
+          <w14:textFill>
+            <w14:solidFill>
+              <w14:schemeClr w14:val="tx1"/>
+            </w14:solidFill>
+          </w14:textFill>
+        </w:rPr>
       </w:pPr>
       <w:r>
         <w:rPr>
-          <w:rFonts w:ascii="Microsoft YaHei" w:hAnsi="Microsoft YaHei" w:eastAsia="Microsoft YaHei"/>
+          <w:rFonts w:ascii="微软雅黑" w:hAnsi="微软雅黑" w:eastAsia="微软雅黑"/>
           <w:b w:val="0"/>
           <w:i w:val="0"/>
+          <w:color w:val="000000" w:themeColor="text1"/>
           <w:sz w:val="21"/>
+          <w14:textFill>
+            <w14:solidFill>
+              <w14:schemeClr w14:val="tx1"/>
+            </w14:solidFill>
+          </w14:textFill>
         </w:rPr>
         <w:t>common_holoor_collimated_config.m 是唯一参数源，单位统一为 mm 和 rad。文件设置 λ=355×10⁻⁶ mm、M²=1.2、激光出口直径 1.0 mm、圆对称 6× 扩束后直径 6.0 mm、终端 X 宽度 1.5 mm、终端 Y 宽度 1.0×10⁻³ mm、fY=100 mm，并由高斯束腰关系计算 YFL 入射直径 54.240 mm和含 10% 余量的有效口径 59.664 mm。所有元件 z 位置、焦距和相位验收阈值也在该文件中集中定义。</w:t>
       </w:r>
     </w:p>
     <w:p>
       <w:pPr>
+        <w:shd w:val="clear" w:fill="F3F4F6"/>
         <w:spacing w:before="40" w:after="140"/>
         <w:ind w:left="403" w:right="259"/>
-        <w:shd w:fill="F3F4F6"/>
+        <w:rPr>
+          <w:color w:val="000000" w:themeColor="text1"/>
+          <w14:textFill>
+            <w14:solidFill>
+              <w14:schemeClr w14:val="tx1"/>
+            </w14:solidFill>
+          </w14:textFill>
+        </w:rPr>
       </w:pPr>
       <w:r>
         <w:rPr>
           <w:rFonts w:ascii="Consolas" w:hAnsi="Consolas" w:eastAsia="Consolas"/>
           <w:b w:val="0"/>
           <w:i w:val="0"/>
-          <w:color w:val="202124"/>
+          <w:color w:val="000000" w:themeColor="text1"/>
           <w:sz w:val="16"/>
+          <w14:textFill>
+            <w14:solidFill>
+              <w14:schemeClr w14:val="tx1"/>
+            </w14:solidFill>
+          </w14:textFill>
         </w:rPr>
         <w:t>cfg.lambda = 355e-6;       % mm</w:t>
-        <w:br/>
+      </w:r>
+      <w:r>
+        <w:rPr>
+          <w:rFonts w:ascii="Consolas" w:hAnsi="Consolas" w:eastAsia="Consolas"/>
+          <w:b w:val="0"/>
+          <w:i w:val="0"/>
+          <w:color w:val="000000" w:themeColor="text1"/>
+          <w:sz w:val="16"/>
+          <w14:textFill>
+            <w14:solidFill>
+              <w14:schemeClr w14:val="tx1"/>
+            </w14:solidFill>
+          </w14:textFill>
+        </w:rPr>
+        <w:br w:type="textWrapping"/>
+      </w:r>
+      <w:r>
+        <w:rPr>
+          <w:rFonts w:ascii="Consolas" w:hAnsi="Consolas" w:eastAsia="Consolas"/>
+          <w:b w:val="0"/>
+          <w:i w:val="0"/>
+          <w:color w:val="000000" w:themeColor="text1"/>
+          <w:sz w:val="16"/>
+          <w14:textFill>
+            <w14:solidFill>
+              <w14:schemeClr w14:val="tx1"/>
+            </w14:solidFill>
+          </w14:textFill>
+        </w:rPr>
         <w:t>cfg.M2 = 1.2;</w:t>
-        <w:br/>
+      </w:r>
+      <w:r>
+        <w:rPr>
+          <w:rFonts w:ascii="Consolas" w:hAnsi="Consolas" w:eastAsia="Consolas"/>
+          <w:b w:val="0"/>
+          <w:i w:val="0"/>
+          <w:color w:val="000000" w:themeColor="text1"/>
+          <w:sz w:val="16"/>
+          <w14:textFill>
+            <w14:solidFill>
+              <w14:schemeClr w14:val="tx1"/>
+            </w14:solidFill>
+          </w14:textFill>
+        </w:rPr>
+        <w:br w:type="textWrapping"/>
+      </w:r>
+      <w:r>
+        <w:rPr>
+          <w:rFonts w:ascii="Consolas" w:hAnsi="Consolas" w:eastAsia="Consolas"/>
+          <w:b w:val="0"/>
+          <w:i w:val="0"/>
+          <w:color w:val="000000" w:themeColor="text1"/>
+          <w:sz w:val="16"/>
+          <w14:textFill>
+            <w14:solidFill>
+              <w14:schemeClr w14:val="tx1"/>
+            </w14:solidFill>
+          </w14:textFill>
+        </w:rPr>
         <w:t>cfg.moduleOutputXWidth = 6.0;</w:t>
-        <w:br/>
+      </w:r>
+      <w:r>
+        <w:rPr>
+          <w:rFonts w:ascii="Consolas" w:hAnsi="Consolas" w:eastAsia="Consolas"/>
+          <w:b w:val="0"/>
+          <w:i w:val="0"/>
+          <w:color w:val="000000" w:themeColor="text1"/>
+          <w:sz w:val="16"/>
+          <w14:textFill>
+            <w14:solidFill>
+              <w14:schemeClr w14:val="tx1"/>
+            </w14:solidFill>
+          </w14:textFill>
+        </w:rPr>
+        <w:br w:type="textWrapping"/>
+      </w:r>
+      <w:r>
+        <w:rPr>
+          <w:rFonts w:ascii="Consolas" w:hAnsi="Consolas" w:eastAsia="Consolas"/>
+          <w:b w:val="0"/>
+          <w:i w:val="0"/>
+          <w:color w:val="000000" w:themeColor="text1"/>
+          <w:sz w:val="16"/>
+          <w14:textFill>
+            <w14:solidFill>
+              <w14:schemeClr w14:val="tx1"/>
+            </w14:solidFill>
+          </w14:textFill>
+        </w:rPr>
         <w:t>cfg.targetXWidth = 1.5;</w:t>
-        <w:br/>
+      </w:r>
+      <w:r>
+        <w:rPr>
+          <w:rFonts w:ascii="Consolas" w:hAnsi="Consolas" w:eastAsia="Consolas"/>
+          <w:b w:val="0"/>
+          <w:i w:val="0"/>
+          <w:color w:val="000000" w:themeColor="text1"/>
+          <w:sz w:val="16"/>
+          <w14:textFill>
+            <w14:solidFill>
+              <w14:schemeClr w14:val="tx1"/>
+            </w14:solidFill>
+          </w14:textFill>
+        </w:rPr>
+        <w:br w:type="textWrapping"/>
+      </w:r>
+      <w:r>
+        <w:rPr>
+          <w:rFonts w:ascii="Consolas" w:hAnsi="Consolas" w:eastAsia="Consolas"/>
+          <w:b w:val="0"/>
+          <w:i w:val="0"/>
+          <w:color w:val="000000" w:themeColor="text1"/>
+          <w:sz w:val="16"/>
+          <w14:textFill>
+            <w14:solidFill>
+              <w14:schemeClr w14:val="tx1"/>
+            </w14:solidFill>
+          </w14:textFill>
+        </w:rPr>
         <w:t>cfg.targetYWidth = 1.0e-3; % mm = 1.0 um</w:t>
-        <w:br/>
+      </w:r>
+      <w:r>
+        <w:rPr>
+          <w:rFonts w:ascii="Consolas" w:hAnsi="Consolas" w:eastAsia="Consolas"/>
+          <w:b w:val="0"/>
+          <w:i w:val="0"/>
+          <w:color w:val="000000" w:themeColor="text1"/>
+          <w:sz w:val="16"/>
+          <w14:textFill>
+            <w14:solidFill>
+              <w14:schemeClr w14:val="tx1"/>
+            </w14:solidFill>
+          </w14:textFill>
+        </w:rPr>
+        <w:br w:type="textWrapping"/>
+      </w:r>
+      <w:r>
+        <w:rPr>
+          <w:rFonts w:ascii="Consolas" w:hAnsi="Consolas" w:eastAsia="Consolas"/>
+          <w:b w:val="0"/>
+          <w:i w:val="0"/>
+          <w:color w:val="000000" w:themeColor="text1"/>
+          <w:sz w:val="16"/>
+          <w14:textFill>
+            <w14:solidFill>
+              <w14:schemeClr w14:val="tx1"/>
+            </w14:solidFill>
+          </w14:textFill>
+        </w:rPr>
         <w:t>cfg.layout.fXC1 = +160; cfg.layout.fXC2 = -40;</w:t>
-        <w:br/>
+      </w:r>
+      <w:r>
+        <w:rPr>
+          <w:rFonts w:ascii="Consolas" w:hAnsi="Consolas" w:eastAsia="Consolas"/>
+          <w:b w:val="0"/>
+          <w:i w:val="0"/>
+          <w:color w:val="000000" w:themeColor="text1"/>
+          <w:sz w:val="16"/>
+          <w14:textFill>
+            <w14:solidFill>
+              <w14:schemeClr w14:val="tx1"/>
+            </w14:solidFill>
+          </w14:textFill>
+        </w:rPr>
+        <w:br w:type="textWrapping"/>
+      </w:r>
+      <w:r>
+        <w:rPr>
+          <w:rFonts w:ascii="Consolas" w:hAnsi="Consolas" w:eastAsia="Consolas"/>
+          <w:b w:val="0"/>
+          <w:i w:val="0"/>
+          <w:color w:val="000000" w:themeColor="text1"/>
+          <w:sz w:val="16"/>
+          <w14:textFill>
+            <w14:solidFill>
+              <w14:schemeClr w14:val="tx1"/>
+            </w14:solidFill>
+          </w14:textFill>
+        </w:rPr>
         <w:t>cfg.layout.fYFL = +100; cfg.xLastLensPower = 0;</w:t>
       </w:r>
     </w:p>
@@ -11416,58 +11957,266 @@
       <w:pPr>
         <w:pStyle w:val="4"/>
         <w:keepNext/>
+        <w:rPr>
+          <w:color w:val="000000" w:themeColor="text1"/>
+          <w14:textFill>
+            <w14:solidFill>
+              <w14:schemeClr w14:val="tx1"/>
+            </w14:solidFill>
+          </w14:textFill>
+        </w:rPr>
       </w:pPr>
       <w:r>
         <w:rPr>
-          <w:rFonts w:ascii="Microsoft YaHei" w:hAnsi="Microsoft YaHei" w:eastAsia="Microsoft YaHei"/>
+          <w:rFonts w:ascii="微软雅黑" w:hAnsi="微软雅黑" w:eastAsia="微软雅黑"/>
           <w:b/>
           <w:i w:val="0"/>
-          <w:color w:val="2E74B5"/>
+          <w:color w:val="000000" w:themeColor="text1"/>
           <w:sz w:val="26"/>
+          <w14:textFill>
+            <w14:solidFill>
+              <w14:schemeClr w14:val="tx1"/>
+            </w14:solidFill>
+          </w14:textFill>
         </w:rPr>
         <w:t>7.3 X 向 ABCD 与边缘光线验证</w:t>
       </w:r>
     </w:p>
     <w:p>
       <w:pPr>
-        <w:spacing w:line="276" w:lineRule="auto" w:after="120"/>
+        <w:spacing w:after="120" w:line="276" w:lineRule="auto"/>
+        <w:rPr>
+          <w:color w:val="000000" w:themeColor="text1"/>
+          <w14:textFill>
+            <w14:solidFill>
+              <w14:schemeClr w14:val="tx1"/>
+            </w14:solidFill>
+          </w14:textFill>
+        </w:rPr>
       </w:pPr>
       <w:r>
         <w:rPr>
-          <w:rFonts w:ascii="Microsoft YaHei" w:hAnsi="Microsoft YaHei" w:eastAsia="Microsoft YaHei"/>
+          <w:rFonts w:ascii="微软雅黑" w:hAnsi="微软雅黑" w:eastAsia="微软雅黑"/>
           <w:b w:val="0"/>
           <w:i w:val="0"/>
+          <w:color w:val="000000" w:themeColor="text1"/>
           <w:sz w:val="21"/>
+          <w14:textFill>
+            <w14:solidFill>
+              <w14:schemeClr w14:val="tx1"/>
+            </w14:solidFill>
+          </w14:textFill>
         </w:rPr>
         <w:t>run_holoor_collimated_solution.m 用 P(d) 和 L(f) 构造 CXC1/CXC2 的无焦矩阵。对模块出口 ±3 mm、入射角为 0 的两条边缘光线进行传播；结果应在 CXC2 后变为 ±0.75 mm，且角度仍为 0。YFL 在 X 平面使用单位矩阵 Ix，因此从 z=600 mm 到目标面的传播不引入 X 光焦度。程序把 C=0、末片 X 光焦度=0、CXC 后宽度、目标宽度和边缘光线角度逐项写入 collimated_x_verification.csv。</w:t>
       </w:r>
     </w:p>
     <w:p>
       <w:pPr>
+        <w:shd w:val="clear" w:fill="F3F4F6"/>
         <w:spacing w:before="40" w:after="140"/>
         <w:ind w:left="403" w:right="259"/>
-        <w:shd w:fill="F3F4F6"/>
+        <w:rPr>
+          <w:color w:val="000000" w:themeColor="text1"/>
+          <w14:textFill>
+            <w14:solidFill>
+              <w14:schemeClr w14:val="tx1"/>
+            </w14:solidFill>
+          </w14:textFill>
+        </w:rPr>
       </w:pPr>
       <w:r>
         <w:rPr>
           <w:rFonts w:ascii="Consolas" w:hAnsi="Consolas" w:eastAsia="Consolas"/>
           <w:b w:val="0"/>
           <w:i w:val="0"/>
-          <w:color w:val="202124"/>
+          <w:color w:val="000000" w:themeColor="text1"/>
           <w:sz w:val="16"/>
+          <w14:textFill>
+            <w14:solidFill>
+              <w14:schemeClr w14:val="tx1"/>
+            </w14:solidFill>
+          </w14:textFill>
         </w:rPr>
         <w:t>P = @(d)[1 d; 0 1];</w:t>
-        <w:br/>
+      </w:r>
+      <w:r>
+        <w:rPr>
+          <w:rFonts w:ascii="Consolas" w:hAnsi="Consolas" w:eastAsia="Consolas"/>
+          <w:b w:val="0"/>
+          <w:i w:val="0"/>
+          <w:color w:val="000000" w:themeColor="text1"/>
+          <w:sz w:val="16"/>
+          <w14:textFill>
+            <w14:solidFill>
+              <w14:schemeClr w14:val="tx1"/>
+            </w14:solidFill>
+          </w14:textFill>
+        </w:rPr>
+        <w:br w:type="textWrapping"/>
+      </w:r>
+      <w:r>
+        <w:rPr>
+          <w:rFonts w:ascii="Consolas" w:hAnsi="Consolas" w:eastAsia="Consolas"/>
+          <w:b w:val="0"/>
+          <w:i w:val="0"/>
+          <w:color w:val="000000" w:themeColor="text1"/>
+          <w:sz w:val="16"/>
+          <w14:textFill>
+            <w14:solidFill>
+              <w14:schemeClr w14:val="tx1"/>
+            </w14:solidFill>
+          </w14:textFill>
+        </w:rPr>
         <w:t>L = @(f)[1 0; -1/f 1];</w:t>
-        <w:br/>
+      </w:r>
+      <w:r>
+        <w:rPr>
+          <w:rFonts w:ascii="Consolas" w:hAnsi="Consolas" w:eastAsia="Consolas"/>
+          <w:b w:val="0"/>
+          <w:i w:val="0"/>
+          <w:color w:val="000000" w:themeColor="text1"/>
+          <w:sz w:val="16"/>
+          <w14:textFill>
+            <w14:solidFill>
+              <w14:schemeClr w14:val="tx1"/>
+            </w14:solidFill>
+          </w14:textFill>
+        </w:rPr>
+        <w:br w:type="textWrapping"/>
+      </w:r>
+      <w:r>
+        <w:rPr>
+          <w:rFonts w:ascii="Consolas" w:hAnsi="Consolas" w:eastAsia="Consolas"/>
+          <w:b w:val="0"/>
+          <w:i w:val="0"/>
+          <w:color w:val="000000" w:themeColor="text1"/>
+          <w:sz w:val="16"/>
+          <w14:textFill>
+            <w14:solidFill>
+              <w14:schemeClr w14:val="tx1"/>
+            </w14:solidFill>
+          </w14:textFill>
+        </w:rPr>
         <w:t>Ix = eye(2);</w:t>
-        <w:br/>
+      </w:r>
+      <w:r>
+        <w:rPr>
+          <w:rFonts w:ascii="Consolas" w:hAnsi="Consolas" w:eastAsia="Consolas"/>
+          <w:b w:val="0"/>
+          <w:i w:val="0"/>
+          <w:color w:val="000000" w:themeColor="text1"/>
+          <w:sz w:val="16"/>
+          <w14:textFill>
+            <w14:solidFill>
+              <w14:schemeClr w14:val="tx1"/>
+            </w14:solidFill>
+          </w14:textFill>
+        </w:rPr>
+        <w:br w:type="textWrapping"/>
+      </w:r>
+      <w:r>
+        <w:rPr>
+          <w:rFonts w:ascii="Consolas" w:hAnsi="Consolas" w:eastAsia="Consolas"/>
+          <w:b w:val="0"/>
+          <w:i w:val="0"/>
+          <w:color w:val="000000" w:themeColor="text1"/>
+          <w:sz w:val="16"/>
+          <w14:textFill>
+            <w14:solidFill>
+              <w14:schemeClr w14:val="tx1"/>
+            </w14:solidFill>
+          </w14:textFill>
+        </w:rPr>
         <w:t>MxTelescope = L(-40)*P(120)*L(160);</w:t>
-        <w:br/>
+      </w:r>
+      <w:r>
+        <w:rPr>
+          <w:rFonts w:ascii="Consolas" w:hAnsi="Consolas" w:eastAsia="Consolas"/>
+          <w:b w:val="0"/>
+          <w:i w:val="0"/>
+          <w:color w:val="000000" w:themeColor="text1"/>
+          <w:sz w:val="16"/>
+          <w14:textFill>
+            <w14:solidFill>
+              <w14:schemeClr w14:val="tx1"/>
+            </w14:solidFill>
+          </w14:textFill>
+        </w:rPr>
+        <w:br w:type="textWrapping"/>
+      </w:r>
+      <w:r>
+        <w:rPr>
+          <w:rFonts w:ascii="Consolas" w:hAnsi="Consolas" w:eastAsia="Consolas"/>
+          <w:b w:val="0"/>
+          <w:i w:val="0"/>
+          <w:color w:val="000000" w:themeColor="text1"/>
+          <w:sz w:val="16"/>
+          <w14:textFill>
+            <w14:solidFill>
+              <w14:schemeClr w14:val="tx1"/>
+            </w14:solidFill>
+          </w14:textFill>
+        </w:rPr>
         <w:t>MxToTarget = P(150)*Ix*MxTelescope;</w:t>
-        <w:br/>
+      </w:r>
+      <w:r>
+        <w:rPr>
+          <w:rFonts w:ascii="Consolas" w:hAnsi="Consolas" w:eastAsia="Consolas"/>
+          <w:b w:val="0"/>
+          <w:i w:val="0"/>
+          <w:color w:val="000000" w:themeColor="text1"/>
+          <w:sz w:val="16"/>
+          <w14:textFill>
+            <w14:solidFill>
+              <w14:schemeClr w14:val="tx1"/>
+            </w14:solidFill>
+          </w14:textFill>
+        </w:rPr>
+        <w:br w:type="textWrapping"/>
+      </w:r>
+      <w:r>
+        <w:rPr>
+          <w:rFonts w:ascii="Consolas" w:hAnsi="Consolas" w:eastAsia="Consolas"/>
+          <w:b w:val="0"/>
+          <w:i w:val="0"/>
+          <w:color w:val="000000" w:themeColor="text1"/>
+          <w:sz w:val="16"/>
+          <w14:textFill>
+            <w14:solidFill>
+              <w14:schemeClr w14:val="tx1"/>
+            </w14:solidFill>
+          </w14:textFill>
+        </w:rPr>
         <w:t>rayIn = [-3 3; 0 0];</w:t>
-        <w:br/>
+      </w:r>
+      <w:r>
+        <w:rPr>
+          <w:rFonts w:ascii="Consolas" w:hAnsi="Consolas" w:eastAsia="Consolas"/>
+          <w:b w:val="0"/>
+          <w:i w:val="0"/>
+          <w:color w:val="000000" w:themeColor="text1"/>
+          <w:sz w:val="16"/>
+          <w14:textFill>
+            <w14:solidFill>
+              <w14:schemeClr w14:val="tx1"/>
+            </w14:solidFill>
+          </w14:textFill>
+        </w:rPr>
+        <w:br w:type="textWrapping"/>
+      </w:r>
+      <w:r>
+        <w:rPr>
+          <w:rFonts w:ascii="Consolas" w:hAnsi="Consolas" w:eastAsia="Consolas"/>
+          <w:b w:val="0"/>
+          <w:i w:val="0"/>
+          <w:color w:val="000000" w:themeColor="text1"/>
+          <w:sz w:val="16"/>
+          <w14:textFill>
+            <w14:solidFill>
+              <w14:schemeClr w14:val="tx1"/>
+            </w14:solidFill>
+          </w14:textFill>
+        </w:rPr>
         <w:t>rayAtTarget = MxToTarget*rayIn;</w:t>
       </w:r>
     </w:p>
@@ -11475,151 +12224,519 @@
       <w:pPr>
         <w:pStyle w:val="4"/>
         <w:keepNext/>
+        <w:rPr>
+          <w:rFonts w:hint="eastAsia" w:eastAsia="微软雅黑"/>
+          <w:color w:val="000000" w:themeColor="text1"/>
+          <w:lang w:val="en-US" w:eastAsia="zh-CN"/>
+          <w14:textFill>
+            <w14:solidFill>
+              <w14:schemeClr w14:val="tx1"/>
+            </w14:solidFill>
+          </w14:textFill>
+        </w:rPr>
       </w:pPr>
       <w:r>
         <w:rPr>
-          <w:rFonts w:ascii="Microsoft YaHei" w:hAnsi="Microsoft YaHei" w:eastAsia="Microsoft YaHei"/>
+          <w:rFonts w:ascii="微软雅黑" w:hAnsi="微软雅黑" w:eastAsia="微软雅黑"/>
           <w:b/>
           <w:i w:val="0"/>
-          <w:color w:val="2E74B5"/>
+          <w:color w:val="000000" w:themeColor="text1"/>
           <w:sz w:val="26"/>
-        </w:rPr>
-        <w:t>7.4 HOLO/OR 出口复场数据接口</w:t>
+          <w14:textFill>
+            <w14:solidFill>
+              <w14:schemeClr w14:val="tx1"/>
+            </w14:solidFill>
+          </w14:textFill>
+        </w:rPr>
+        <w:t>7.4 HOLO/OR 出口</w:t>
+      </w:r>
+      <w:r>
+        <w:rPr>
+          <w:rFonts w:hint="eastAsia" w:ascii="微软雅黑" w:hAnsi="微软雅黑" w:eastAsia="微软雅黑"/>
+          <w:b/>
+          <w:i w:val="0"/>
+          <w:color w:val="000000" w:themeColor="text1"/>
+          <w:sz w:val="26"/>
+          <w:lang w:val="en-US" w:eastAsia="zh-CN"/>
+          <w14:textFill>
+            <w14:solidFill>
+              <w14:schemeClr w14:val="tx1"/>
+            </w14:solidFill>
+          </w14:textFill>
+        </w:rPr>
+        <w:t>复振幅</w:t>
       </w:r>
     </w:p>
     <w:p>
       <w:pPr>
-        <w:spacing w:line="276" w:lineRule="auto" w:after="120"/>
+        <w:spacing w:after="120" w:line="276" w:lineRule="auto"/>
+        <w:rPr>
+          <w:color w:val="000000" w:themeColor="text1"/>
+          <w14:textFill>
+            <w14:solidFill>
+              <w14:schemeClr w14:val="tx1"/>
+            </w14:solidFill>
+          </w14:textFill>
+        </w:rPr>
       </w:pPr>
       <w:r>
         <w:rPr>
-          <w:rFonts w:ascii="Microsoft YaHei" w:hAnsi="Microsoft YaHei" w:eastAsia="Microsoft YaHei"/>
+          <w:rFonts w:ascii="微软雅黑" w:hAnsi="微软雅黑" w:eastAsia="微软雅黑"/>
           <w:b w:val="0"/>
           <w:i w:val="0"/>
+          <w:color w:val="000000" w:themeColor="text1"/>
           <w:sz w:val="21"/>
+          <w14:textFill>
+            <w14:solidFill>
+              <w14:schemeClr w14:val="tx1"/>
+            </w14:solidFill>
+          </w14:textFill>
         </w:rPr>
         <w:t>当 01_vendor_model/HOLOOR_CBSM_LINE_355_exit_complex_field.mat 存在时，程序读取 x_mm 和 U_exit；也兼容 amplitude 与 phase_rad 两数组。有效区按振幅不低于峰值 e⁻¹（等价于强度不低于峰值 e⁻²）选取，随后展开相位并分别进行二次和一次拟合。一次项换算平均残余倾角；只去除 piston 和一次倾斜后的相位 RMS保留二次曲率，用于避免把会聚或发散波前误判为准直。</w:t>
       </w:r>
     </w:p>
     <w:p>
       <w:pPr>
+        <w:shd w:val="clear" w:fill="F3F4F6"/>
         <w:spacing w:before="40" w:after="140"/>
         <w:ind w:left="403" w:right="259"/>
-        <w:shd w:fill="F3F4F6"/>
+        <w:rPr>
+          <w:color w:val="000000" w:themeColor="text1"/>
+          <w14:textFill>
+            <w14:solidFill>
+              <w14:schemeClr w14:val="tx1"/>
+            </w14:solidFill>
+          </w14:textFill>
+        </w:rPr>
       </w:pPr>
       <w:r>
         <w:rPr>
           <w:rFonts w:ascii="Consolas" w:hAnsi="Consolas" w:eastAsia="Consolas"/>
           <w:b w:val="0"/>
           <w:i w:val="0"/>
-          <w:color w:val="202124"/>
+          <w:color w:val="000000" w:themeColor="text1"/>
           <w:sz w:val="16"/>
+          <w14:textFill>
+            <w14:solidFill>
+              <w14:schemeClr w14:val="tx1"/>
+            </w14:solidFill>
+          </w14:textFill>
         </w:rPr>
         <w:t>active = abs(uVendor) &gt;= exp(-1)*max(abs(uVendor));</w:t>
-        <w:br/>
-        <w:t>phi = unwrap(angle(uVendor(active)));</w:t>
-        <w:br/>
-        <w:t>fitCoef = polyfit(xAct, phi, 2);</w:t>
-        <w:br/>
-        <w:t>linearCoef = polyfit(xAct, phi, 1);</w:t>
-        <w:br/>
-        <w:t>phaseRms = sqrt(mean((phi-polyval(linearCoef,xAct)).^2));</w:t>
-        <w:br/>
-        <w:t>residualTilt = linearCoef(1)*cfg.lambda/(2*pi);</w:t>
-        <w:br/>
-        <w:t>curvature = pi/(cfg.lambda*fitCoef(1));</w:t>
-      </w:r>
-    </w:p>
-    <w:p>
-      <w:pPr>
-        <w:spacing w:before="80" w:after="140"/>
-        <w:shd w:fill="FCE8E6"/>
-      </w:pPr>
-      <w:r>
-        <w:rPr>
-          <w:rFonts w:ascii="Microsoft YaHei" w:hAnsi="Microsoft YaHei" w:eastAsia="Microsoft YaHei"/>
-          <w:b/>
-          <w:i w:val="0"/>
-          <w:sz w:val="20"/>
-        </w:rPr>
-        <w:t xml:space="preserve">验收边界  </w:t>
       </w:r>
       <w:r>
         <w:rPr>
-          <w:rFonts w:ascii="Microsoft YaHei" w:hAnsi="Microsoft YaHei" w:eastAsia="Microsoft YaHei"/>
+          <w:rFonts w:ascii="Consolas" w:hAnsi="Consolas" w:eastAsia="Consolas"/>
           <w:b w:val="0"/>
           <w:i w:val="0"/>
-          <w:sz w:val="20"/>
-        </w:rPr>
-        <w:t>厂商复场文件缺失时，phaseDataAvailable=0、phaseVerified=0，最终 Vendor acceptance pass 必须保持为 0。当前接口首先检查模块出口波前；收到正式复场后，还应把该复场通过同一 CXC 传播链复算终端指标，或以样机终端波前实测关闭最终验收。</w:t>
+          <w:color w:val="000000" w:themeColor="text1"/>
+          <w:sz w:val="16"/>
+          <w14:textFill>
+            <w14:solidFill>
+              <w14:schemeClr w14:val="tx1"/>
+            </w14:solidFill>
+          </w14:textFill>
+        </w:rPr>
+        <w:br w:type="textWrapping"/>
+      </w:r>
+      <w:r>
+        <w:rPr>
+          <w:rFonts w:ascii="Consolas" w:hAnsi="Consolas" w:eastAsia="Consolas"/>
+          <w:b w:val="0"/>
+          <w:i w:val="0"/>
+          <w:color w:val="000000" w:themeColor="text1"/>
+          <w:sz w:val="16"/>
+          <w14:textFill>
+            <w14:solidFill>
+              <w14:schemeClr w14:val="tx1"/>
+            </w14:solidFill>
+          </w14:textFill>
+        </w:rPr>
+        <w:t>phi = unwrap(angle(uVendor(active)));</w:t>
+      </w:r>
+      <w:r>
+        <w:rPr>
+          <w:rFonts w:ascii="Consolas" w:hAnsi="Consolas" w:eastAsia="Consolas"/>
+          <w:b w:val="0"/>
+          <w:i w:val="0"/>
+          <w:color w:val="000000" w:themeColor="text1"/>
+          <w:sz w:val="16"/>
+          <w14:textFill>
+            <w14:solidFill>
+              <w14:schemeClr w14:val="tx1"/>
+            </w14:solidFill>
+          </w14:textFill>
+        </w:rPr>
+        <w:br w:type="textWrapping"/>
+      </w:r>
+      <w:r>
+        <w:rPr>
+          <w:rFonts w:ascii="Consolas" w:hAnsi="Consolas" w:eastAsia="Consolas"/>
+          <w:b w:val="0"/>
+          <w:i w:val="0"/>
+          <w:color w:val="000000" w:themeColor="text1"/>
+          <w:sz w:val="16"/>
+          <w14:textFill>
+            <w14:solidFill>
+              <w14:schemeClr w14:val="tx1"/>
+            </w14:solidFill>
+          </w14:textFill>
+        </w:rPr>
+        <w:t>fitCoef = polyfit(xAct, phi, 2);</w:t>
+      </w:r>
+      <w:r>
+        <w:rPr>
+          <w:rFonts w:ascii="Consolas" w:hAnsi="Consolas" w:eastAsia="Consolas"/>
+          <w:b w:val="0"/>
+          <w:i w:val="0"/>
+          <w:color w:val="000000" w:themeColor="text1"/>
+          <w:sz w:val="16"/>
+          <w14:textFill>
+            <w14:solidFill>
+              <w14:schemeClr w14:val="tx1"/>
+            </w14:solidFill>
+          </w14:textFill>
+        </w:rPr>
+        <w:br w:type="textWrapping"/>
+      </w:r>
+      <w:r>
+        <w:rPr>
+          <w:rFonts w:ascii="Consolas" w:hAnsi="Consolas" w:eastAsia="Consolas"/>
+          <w:b w:val="0"/>
+          <w:i w:val="0"/>
+          <w:color w:val="000000" w:themeColor="text1"/>
+          <w:sz w:val="16"/>
+          <w14:textFill>
+            <w14:solidFill>
+              <w14:schemeClr w14:val="tx1"/>
+            </w14:solidFill>
+          </w14:textFill>
+        </w:rPr>
+        <w:t>linearCoef = polyfit(xAct, phi, 1);</w:t>
+      </w:r>
+      <w:r>
+        <w:rPr>
+          <w:rFonts w:ascii="Consolas" w:hAnsi="Consolas" w:eastAsia="Consolas"/>
+          <w:b w:val="0"/>
+          <w:i w:val="0"/>
+          <w:color w:val="000000" w:themeColor="text1"/>
+          <w:sz w:val="16"/>
+          <w14:textFill>
+            <w14:solidFill>
+              <w14:schemeClr w14:val="tx1"/>
+            </w14:solidFill>
+          </w14:textFill>
+        </w:rPr>
+        <w:br w:type="textWrapping"/>
+      </w:r>
+      <w:r>
+        <w:rPr>
+          <w:rFonts w:ascii="Consolas" w:hAnsi="Consolas" w:eastAsia="Consolas"/>
+          <w:b w:val="0"/>
+          <w:i w:val="0"/>
+          <w:color w:val="000000" w:themeColor="text1"/>
+          <w:sz w:val="16"/>
+          <w14:textFill>
+            <w14:solidFill>
+              <w14:schemeClr w14:val="tx1"/>
+            </w14:solidFill>
+          </w14:textFill>
+        </w:rPr>
+        <w:t>phaseRms = sqrt(mean((phi-polyval(linearCoef,xAct)).^2));</w:t>
+      </w:r>
+      <w:r>
+        <w:rPr>
+          <w:rFonts w:ascii="Consolas" w:hAnsi="Consolas" w:eastAsia="Consolas"/>
+          <w:b w:val="0"/>
+          <w:i w:val="0"/>
+          <w:color w:val="000000" w:themeColor="text1"/>
+          <w:sz w:val="16"/>
+          <w14:textFill>
+            <w14:solidFill>
+              <w14:schemeClr w14:val="tx1"/>
+            </w14:solidFill>
+          </w14:textFill>
+        </w:rPr>
+        <w:br w:type="textWrapping"/>
+      </w:r>
+      <w:r>
+        <w:rPr>
+          <w:rFonts w:ascii="Consolas" w:hAnsi="Consolas" w:eastAsia="Consolas"/>
+          <w:b w:val="0"/>
+          <w:i w:val="0"/>
+          <w:color w:val="000000" w:themeColor="text1"/>
+          <w:sz w:val="16"/>
+          <w14:textFill>
+            <w14:solidFill>
+              <w14:schemeClr w14:val="tx1"/>
+            </w14:solidFill>
+          </w14:textFill>
+        </w:rPr>
+        <w:t>residualTilt = linearCoef(1)*cfg.lambda/(2*pi);</w:t>
+      </w:r>
+      <w:r>
+        <w:rPr>
+          <w:rFonts w:ascii="Consolas" w:hAnsi="Consolas" w:eastAsia="Consolas"/>
+          <w:b w:val="0"/>
+          <w:i w:val="0"/>
+          <w:color w:val="000000" w:themeColor="text1"/>
+          <w:sz w:val="16"/>
+          <w14:textFill>
+            <w14:solidFill>
+              <w14:schemeClr w14:val="tx1"/>
+            </w14:solidFill>
+          </w14:textFill>
+        </w:rPr>
+        <w:br w:type="textWrapping"/>
+      </w:r>
+      <w:r>
+        <w:rPr>
+          <w:rFonts w:ascii="Consolas" w:hAnsi="Consolas" w:eastAsia="Consolas"/>
+          <w:b w:val="0"/>
+          <w:i w:val="0"/>
+          <w:color w:val="000000" w:themeColor="text1"/>
+          <w:sz w:val="16"/>
+          <w14:textFill>
+            <w14:solidFill>
+              <w14:schemeClr w14:val="tx1"/>
+            </w14:solidFill>
+          </w14:textFill>
+        </w:rPr>
+        <w:t>curvature = pi/(cfg.lambda*fitCoef(1));</w:t>
       </w:r>
     </w:p>
     <w:p>
       <w:pPr>
         <w:pStyle w:val="4"/>
         <w:keepNext/>
+        <w:rPr>
+          <w:color w:val="000000" w:themeColor="text1"/>
+          <w14:textFill>
+            <w14:solidFill>
+              <w14:schemeClr w14:val="tx1"/>
+            </w14:solidFill>
+          </w14:textFill>
+        </w:rPr>
       </w:pPr>
       <w:r>
         <w:rPr>
-          <w:rFonts w:ascii="Microsoft YaHei" w:hAnsi="Microsoft YaHei" w:eastAsia="Microsoft YaHei"/>
+          <w:rFonts w:ascii="微软雅黑" w:hAnsi="微软雅黑" w:eastAsia="微软雅黑"/>
           <w:b/>
           <w:i w:val="0"/>
-          <w:color w:val="2E74B5"/>
+          <w:color w:val="000000" w:themeColor="text1"/>
           <w:sz w:val="26"/>
+          <w14:textFill>
+            <w14:solidFill>
+              <w14:schemeClr w14:val="tx1"/>
+            </w14:solidFill>
+          </w14:textFill>
         </w:rPr>
         <w:t>7.5 独立双元件相位替代模型</w:t>
       </w:r>
     </w:p>
     <w:p>
       <w:pPr>
-        <w:spacing w:line="276" w:lineRule="auto" w:after="120"/>
+        <w:spacing w:after="120" w:line="276" w:lineRule="auto"/>
+        <w:rPr>
+          <w:color w:val="000000" w:themeColor="text1"/>
+          <w14:textFill>
+            <w14:solidFill>
+              <w14:schemeClr w14:val="tx1"/>
+            </w14:solidFill>
+          </w14:textFill>
+        </w:rPr>
       </w:pPr>
       <w:r>
         <w:rPr>
-          <w:rFonts w:ascii="Microsoft YaHei" w:hAnsi="Microsoft YaHei" w:eastAsia="Microsoft YaHei"/>
+          <w:rFonts w:ascii="微软雅黑" w:hAnsi="微软雅黑" w:eastAsia="微软雅黑"/>
           <w:b w:val="0"/>
           <w:i w:val="0"/>
+          <w:color w:val="000000" w:themeColor="text1"/>
           <w:sz w:val="21"/>
+          <w14:textFill>
+            <w14:solidFill>
+              <w14:schemeClr w14:val="tx1"/>
+            </w14:solidFill>
+          </w14:textFill>
         </w:rPr>
         <w:t>simulate_holoor_phase_surrogate.m 用于在厂商相位缺失时进行物理对比，不是厂商代码。网格为 N=32768、窗口 80 mm、采样间隔约 2.44 µm；输入为 6 mm 全 1/e² 直径的高斯振幅并受 15 mm 口径截断。程序先用累计能量守恒建立高斯到线形平顶的坐标映射 T(ξ)，积分局部偏转角得到第一相位 φ1，再计算传播到第二元件前的复场和相位补偿 φ2。</w:t>
       </w:r>
     </w:p>
     <w:p>
       <w:pPr>
-        <w:spacing w:line="276" w:lineRule="auto" w:after="120"/>
+        <w:spacing w:after="120" w:line="276" w:lineRule="auto"/>
+        <w:rPr>
+          <w:color w:val="000000" w:themeColor="text1"/>
+          <w14:textFill>
+            <w14:solidFill>
+              <w14:schemeClr w14:val="tx1"/>
+            </w14:solidFill>
+          </w14:textFill>
+        </w:rPr>
       </w:pPr>
       <w:r>
         <w:rPr>
-          <w:rFonts w:ascii="Microsoft YaHei" w:hAnsi="Microsoft YaHei" w:eastAsia="Microsoft YaHei"/>
+          <w:rFonts w:ascii="微软雅黑" w:hAnsi="微软雅黑" w:eastAsia="微软雅黑"/>
           <w:b w:val="0"/>
           <w:i w:val="0"/>
+          <w:color w:val="000000" w:themeColor="text1"/>
           <w:sz w:val="21"/>
+          <w14:textFill>
+            <w14:solidFill>
+              <w14:schemeClr w14:val="tx1"/>
+            </w14:solidFill>
+          </w14:textFill>
         </w:rPr>
         <w:t>当前数值版本把第二元件后的场设置为相位平坦、m=8 的超高斯理想出口场，随后让该复场通过实际后级光路。因此它验证的是“理想双元件准直出口 + 实际 CXC 后级”是否满足目标，而不是已经完成制造约束优化的 DOE 微结构。φ1、φ2 是结构原理与后续优化的初值/对照量；若要形成可加工 DOE，仍需迭代传播优化、相位量化、口径、效率和公差分析。</w:t>
       </w:r>
     </w:p>
     <w:p>
       <w:pPr>
+        <w:shd w:val="clear" w:fill="F3F4F6"/>
         <w:spacing w:before="40" w:after="140"/>
         <w:ind w:left="403" w:right="259"/>
-        <w:shd w:fill="F3F4F6"/>
+        <w:rPr>
+          <w:color w:val="000000" w:themeColor="text1"/>
+          <w14:textFill>
+            <w14:solidFill>
+              <w14:schemeClr w14:val="tx1"/>
+            </w14:solidFill>
+          </w14:textFill>
+        </w:rPr>
       </w:pPr>
       <w:r>
         <w:rPr>
           <w:rFonts w:ascii="Consolas" w:hAnsi="Consolas" w:eastAsia="Consolas"/>
           <w:b w:val="0"/>
           <w:i w:val="0"/>
-          <w:color w:val="202124"/>
+          <w:color w:val="000000" w:themeColor="text1"/>
           <w:sz w:val="16"/>
+          <w14:textFill>
+            <w14:solidFill>
+              <w14:schemeClr w14:val="tx1"/>
+            </w14:solidFill>
+          </w14:textFill>
         </w:rPr>
         <w:t>xMapped = (outputWidth/2)*erf(sqrt(2)*x/w)/cdfEdge;</w:t>
-        <w:br/>
+      </w:r>
+      <w:r>
+        <w:rPr>
+          <w:rFonts w:ascii="Consolas" w:hAnsi="Consolas" w:eastAsia="Consolas"/>
+          <w:b w:val="0"/>
+          <w:i w:val="0"/>
+          <w:color w:val="000000" w:themeColor="text1"/>
+          <w:sz w:val="16"/>
+          <w14:textFill>
+            <w14:solidFill>
+              <w14:schemeClr w14:val="tx1"/>
+            </w14:solidFill>
+          </w14:textFill>
+        </w:rPr>
+        <w:br w:type="textWrapping"/>
+      </w:r>
+      <w:r>
+        <w:rPr>
+          <w:rFonts w:ascii="Consolas" w:hAnsi="Consolas" w:eastAsia="Consolas"/>
+          <w:b w:val="0"/>
+          <w:i w:val="0"/>
+          <w:color w:val="000000" w:themeColor="text1"/>
+          <w:sz w:val="16"/>
+          <w14:textFill>
+            <w14:solidFill>
+              <w14:schemeClr w14:val="tx1"/>
+            </w14:solidFill>
+          </w14:textFill>
+        </w:rPr>
         <w:t>phi1 = cumtrapz(x, k*sin(atan2(xMapped-x, mapperDistance)));</w:t>
-        <w:br/>
+      </w:r>
+      <w:r>
+        <w:rPr>
+          <w:rFonts w:ascii="Consolas" w:hAnsi="Consolas" w:eastAsia="Consolas"/>
+          <w:b w:val="0"/>
+          <w:i w:val="0"/>
+          <w:color w:val="000000" w:themeColor="text1"/>
+          <w:sz w:val="16"/>
+          <w14:textFill>
+            <w14:solidFill>
+              <w14:schemeClr w14:val="tx1"/>
+            </w14:solidFill>
+          </w14:textFill>
+        </w:rPr>
+        <w:br w:type="textWrapping"/>
+      </w:r>
+      <w:r>
+        <w:rPr>
+          <w:rFonts w:ascii="Consolas" w:hAnsi="Consolas" w:eastAsia="Consolas"/>
+          <w:b w:val="0"/>
+          <w:i w:val="0"/>
+          <w:color w:val="000000" w:themeColor="text1"/>
+          <w:sz w:val="16"/>
+          <w14:textFill>
+            <w14:solidFill>
+              <w14:schemeClr w14:val="tx1"/>
+            </w14:solidFill>
+          </w14:textFill>
+        </w:rPr>
         <w:t>Ebefore2 = propagate(Ein.*exp(1i*phi1), mapperDistance);</w:t>
-        <w:br/>
+      </w:r>
+      <w:r>
+        <w:rPr>
+          <w:rFonts w:ascii="Consolas" w:hAnsi="Consolas" w:eastAsia="Consolas"/>
+          <w:b w:val="0"/>
+          <w:i w:val="0"/>
+          <w:color w:val="000000" w:themeColor="text1"/>
+          <w:sz w:val="16"/>
+          <w14:textFill>
+            <w14:solidFill>
+              <w14:schemeClr w14:val="tx1"/>
+            </w14:solidFill>
+          </w14:textFill>
+        </w:rPr>
+        <w:br w:type="textWrapping"/>
+      </w:r>
+      <w:r>
+        <w:rPr>
+          <w:rFonts w:ascii="Consolas" w:hAnsi="Consolas" w:eastAsia="Consolas"/>
+          <w:b w:val="0"/>
+          <w:i w:val="0"/>
+          <w:color w:val="000000" w:themeColor="text1"/>
+          <w:sz w:val="16"/>
+          <w14:textFill>
+            <w14:solidFill>
+              <w14:schemeClr w14:val="tx1"/>
+            </w14:solidFill>
+          </w14:textFill>
+        </w:rPr>
         <w:t>phi2 = -unwrap(angle(Ebefore2));</w:t>
-        <w:br/>
+      </w:r>
+      <w:r>
+        <w:rPr>
+          <w:rFonts w:ascii="Consolas" w:hAnsi="Consolas" w:eastAsia="Consolas"/>
+          <w:b w:val="0"/>
+          <w:i w:val="0"/>
+          <w:color w:val="000000" w:themeColor="text1"/>
+          <w:sz w:val="16"/>
+          <w14:textFill>
+            <w14:solidFill>
+              <w14:schemeClr w14:val="tx1"/>
+            </w14:solidFill>
+          </w14:textFill>
+        </w:rPr>
+        <w:br w:type="textWrapping"/>
+      </w:r>
+      <w:r>
+        <w:rPr>
+          <w:rFonts w:ascii="Consolas" w:hAnsi="Consolas" w:eastAsia="Consolas"/>
+          <w:b w:val="0"/>
+          <w:i w:val="0"/>
+          <w:color w:val="000000" w:themeColor="text1"/>
+          <w:sz w:val="16"/>
+          <w14:textFill>
+            <w14:solidFill>
+              <w14:schemeClr w14:val="tx1"/>
+            </w14:solidFill>
+          </w14:textFill>
+        </w:rPr>
         <w:t>Eafter2 = exp(-(abs(x)/(outputWidth/2)).^8); % 理想准直出口参考</w:t>
       </w:r>
     </w:p>
@@ -11627,56 +12744,267 @@
       <w:pPr>
         <w:pStyle w:val="4"/>
         <w:keepNext/>
+        <w:rPr>
+          <w:color w:val="000000" w:themeColor="text1"/>
+          <w14:textFill>
+            <w14:solidFill>
+              <w14:schemeClr w14:val="tx1"/>
+            </w14:solidFill>
+          </w14:textFill>
+        </w:rPr>
       </w:pPr>
       <w:r>
         <w:rPr>
-          <w:rFonts w:ascii="Microsoft YaHei" w:hAnsi="Microsoft YaHei" w:eastAsia="Microsoft YaHei"/>
+          <w:rFonts w:ascii="微软雅黑" w:hAnsi="微软雅黑" w:eastAsia="微软雅黑"/>
           <w:b/>
           <w:i w:val="0"/>
-          <w:color w:val="2E74B5"/>
+          <w:color w:val="000000" w:themeColor="text1"/>
           <w:sz w:val="26"/>
-        </w:rPr>
-        <w:t>7.6 后级复场传播与末片镜子处理</w:t>
+          <w14:textFill>
+            <w14:solidFill>
+              <w14:schemeClr w14:val="tx1"/>
+            </w14:solidFill>
+          </w14:textFill>
+        </w:rPr>
+        <w:t>7.6 后级传播</w:t>
       </w:r>
     </w:p>
     <w:p>
       <w:pPr>
-        <w:spacing w:line="276" w:lineRule="auto" w:after="120"/>
+        <w:spacing w:after="120" w:line="276" w:lineRule="auto"/>
+        <w:rPr>
+          <w:color w:val="000000" w:themeColor="text1"/>
+          <w14:textFill>
+            <w14:solidFill>
+              <w14:schemeClr w14:val="tx1"/>
+            </w14:solidFill>
+          </w14:textFill>
+        </w:rPr>
       </w:pPr>
       <w:r>
         <w:rPr>
-          <w:rFonts w:ascii="Microsoft YaHei" w:hAnsi="Microsoft YaHei" w:eastAsia="Microsoft YaHei"/>
+          <w:rFonts w:ascii="微软雅黑" w:hAnsi="微软雅黑" w:eastAsia="微软雅黑"/>
           <w:b w:val="0"/>
           <w:i w:val="0"/>
+          <w:color w:val="000000" w:themeColor="text1"/>
           <w:sz w:val="21"/>
-        </w:rPr>
-        <w:t>替代模型的出口复场先传播到 CXC1，乘以 fX=+160 mm 的薄透镜二次相位；传播 120 mm 后乘以 fX=-40 mm的薄透镜相位，再传播 150 mm 到目标面。传播函数使用一维角谱传递函数，完整保留振幅和相位。由于末片 YFL 只对 Y 聚焦，X 传播代码中有意不施加 YFL 的薄透镜相位，这正是保证 X 近似平行的程序实现。</w:t>
+          <w14:textFill>
+            <w14:solidFill>
+              <w14:schemeClr w14:val="tx1"/>
+            </w14:solidFill>
+          </w14:textFill>
+        </w:rPr>
+        <w:t>替代模型的出口</w:t>
+      </w:r>
+      <w:r>
+        <w:rPr>
+          <w:rFonts w:hint="eastAsia"/>
+          <w:b w:val="0"/>
+          <w:i w:val="0"/>
+          <w:color w:val="000000" w:themeColor="text1"/>
+          <w:sz w:val="21"/>
+          <w:lang w:val="en-US" w:eastAsia="zh-CN"/>
+          <w14:textFill>
+            <w14:solidFill>
+              <w14:schemeClr w14:val="tx1"/>
+            </w14:solidFill>
+          </w14:textFill>
+        </w:rPr>
+        <w:t>复振幅</w:t>
+      </w:r>
+      <w:r>
+        <w:rPr>
+          <w:rFonts w:ascii="微软雅黑" w:hAnsi="微软雅黑" w:eastAsia="微软雅黑"/>
+          <w:b w:val="0"/>
+          <w:i w:val="0"/>
+          <w:color w:val="000000" w:themeColor="text1"/>
+          <w:sz w:val="21"/>
+          <w14:textFill>
+            <w14:solidFill>
+              <w14:schemeClr w14:val="tx1"/>
+            </w14:solidFill>
+          </w14:textFill>
+        </w:rPr>
+        <w:t>先传播到 CXC1，乘以 fX=+160 mm 的薄透镜二次相位；传播 120 mm 后乘以 fX=-40 mm的薄透镜相位，再传播 150 mm 到目标面。传播函数使用一维角谱传递函数，完整保留振幅和相位。由于末片 YFL 只对 Y 聚焦，X 传播代码中有意不施加 YFL 的薄透镜相位，这正是保证 X 近似平行的程序实现。</w:t>
       </w:r>
     </w:p>
     <w:p>
       <w:pPr>
+        <w:shd w:val="clear" w:fill="F3F4F6"/>
         <w:spacing w:before="40" w:after="140"/>
         <w:ind w:left="403" w:right="259"/>
-        <w:shd w:fill="F3F4F6"/>
+        <w:rPr>
+          <w:color w:val="000000" w:themeColor="text1"/>
+          <w14:textFill>
+            <w14:solidFill>
+              <w14:schemeClr w14:val="tx1"/>
+            </w14:solidFill>
+          </w14:textFill>
+        </w:rPr>
       </w:pPr>
       <w:r>
         <w:rPr>
           <w:rFonts w:ascii="Consolas" w:hAnsi="Consolas" w:eastAsia="Consolas"/>
           <w:b w:val="0"/>
           <w:i w:val="0"/>
-          <w:color w:val="202124"/>
+          <w:color w:val="000000" w:themeColor="text1"/>
           <w:sz w:val="16"/>
+          <w14:textFill>
+            <w14:solidFill>
+              <w14:schemeClr w14:val="tx1"/>
+            </w14:solidFill>
+          </w14:textFill>
         </w:rPr>
         <w:t>E = propagate(Eafter2, zCXC1-zCBSM2);</w:t>
-        <w:br/>
+      </w:r>
+      <w:r>
+        <w:rPr>
+          <w:rFonts w:ascii="Consolas" w:hAnsi="Consolas" w:eastAsia="Consolas"/>
+          <w:b w:val="0"/>
+          <w:i w:val="0"/>
+          <w:color w:val="000000" w:themeColor="text1"/>
+          <w:sz w:val="16"/>
+          <w14:textFill>
+            <w14:solidFill>
+              <w14:schemeClr w14:val="tx1"/>
+            </w14:solidFill>
+          </w14:textFill>
+        </w:rPr>
+        <w:br w:type="textWrapping"/>
+      </w:r>
+      <w:r>
+        <w:rPr>
+          <w:rFonts w:ascii="Consolas" w:hAnsi="Consolas" w:eastAsia="Consolas"/>
+          <w:b w:val="0"/>
+          <w:i w:val="0"/>
+          <w:color w:val="000000" w:themeColor="text1"/>
+          <w:sz w:val="16"/>
+          <w14:textFill>
+            <w14:solidFill>
+              <w14:schemeClr w14:val="tx1"/>
+            </w14:solidFill>
+          </w14:textFill>
+        </w:rPr>
         <w:t>E = E.*exp(-1i*k*x.^2/(2*fXC1));</w:t>
-        <w:br/>
+      </w:r>
+      <w:r>
+        <w:rPr>
+          <w:rFonts w:ascii="Consolas" w:hAnsi="Consolas" w:eastAsia="Consolas"/>
+          <w:b w:val="0"/>
+          <w:i w:val="0"/>
+          <w:color w:val="000000" w:themeColor="text1"/>
+          <w:sz w:val="16"/>
+          <w14:textFill>
+            <w14:solidFill>
+              <w14:schemeClr w14:val="tx1"/>
+            </w14:solidFill>
+          </w14:textFill>
+        </w:rPr>
+        <w:br w:type="textWrapping"/>
+      </w:r>
+      <w:r>
+        <w:rPr>
+          <w:rFonts w:ascii="Consolas" w:hAnsi="Consolas" w:eastAsia="Consolas"/>
+          <w:b w:val="0"/>
+          <w:i w:val="0"/>
+          <w:color w:val="000000" w:themeColor="text1"/>
+          <w:sz w:val="16"/>
+          <w14:textFill>
+            <w14:solidFill>
+              <w14:schemeClr w14:val="tx1"/>
+            </w14:solidFill>
+          </w14:textFill>
+        </w:rPr>
         <w:t>E = propagate(E, zCXC2-zCXC1);</w:t>
-        <w:br/>
+      </w:r>
+      <w:r>
+        <w:rPr>
+          <w:rFonts w:ascii="Consolas" w:hAnsi="Consolas" w:eastAsia="Consolas"/>
+          <w:b w:val="0"/>
+          <w:i w:val="0"/>
+          <w:color w:val="000000" w:themeColor="text1"/>
+          <w:sz w:val="16"/>
+          <w14:textFill>
+            <w14:solidFill>
+              <w14:schemeClr w14:val="tx1"/>
+            </w14:solidFill>
+          </w14:textFill>
+        </w:rPr>
+        <w:br w:type="textWrapping"/>
+      </w:r>
+      <w:r>
+        <w:rPr>
+          <w:rFonts w:ascii="Consolas" w:hAnsi="Consolas" w:eastAsia="Consolas"/>
+          <w:b w:val="0"/>
+          <w:i w:val="0"/>
+          <w:color w:val="000000" w:themeColor="text1"/>
+          <w:sz w:val="16"/>
+          <w14:textFill>
+            <w14:solidFill>
+              <w14:schemeClr w14:val="tx1"/>
+            </w14:solidFill>
+          </w14:textFill>
+        </w:rPr>
         <w:t>E = E.*exp(-1i*k*x.^2/(2*fXC2));</w:t>
-        <w:br/>
+      </w:r>
+      <w:r>
+        <w:rPr>
+          <w:rFonts w:ascii="Consolas" w:hAnsi="Consolas" w:eastAsia="Consolas"/>
+          <w:b w:val="0"/>
+          <w:i w:val="0"/>
+          <w:color w:val="000000" w:themeColor="text1"/>
+          <w:sz w:val="16"/>
+          <w14:textFill>
+            <w14:solidFill>
+              <w14:schemeClr w14:val="tx1"/>
+            </w14:solidFill>
+          </w14:textFill>
+        </w:rPr>
+        <w:br w:type="textWrapping"/>
+      </w:r>
+      <w:r>
+        <w:rPr>
+          <w:rFonts w:ascii="Consolas" w:hAnsi="Consolas" w:eastAsia="Consolas"/>
+          <w:b w:val="0"/>
+          <w:i w:val="0"/>
+          <w:color w:val="000000" w:themeColor="text1"/>
+          <w:sz w:val="16"/>
+          <w14:textFill>
+            <w14:solidFill>
+              <w14:schemeClr w14:val="tx1"/>
+            </w14:solidFill>
+          </w14:textFill>
+        </w:rPr>
         <w:t>Etarget = propagate(E, zTarget-zCXC2);</w:t>
-        <w:br/>
+      </w:r>
+      <w:r>
+        <w:rPr>
+          <w:rFonts w:ascii="Consolas" w:hAnsi="Consolas" w:eastAsia="Consolas"/>
+          <w:b w:val="0"/>
+          <w:i w:val="0"/>
+          <w:color w:val="000000" w:themeColor="text1"/>
+          <w:sz w:val="16"/>
+          <w14:textFill>
+            <w14:solidFill>
+              <w14:schemeClr w14:val="tx1"/>
+            </w14:solidFill>
+          </w14:textFill>
+        </w:rPr>
+        <w:br w:type="textWrapping"/>
+      </w:r>
+      <w:r>
+        <w:rPr>
+          <w:rFonts w:ascii="Consolas" w:hAnsi="Consolas" w:eastAsia="Consolas"/>
+          <w:b w:val="0"/>
+          <w:i w:val="0"/>
+          <w:color w:val="000000" w:themeColor="text1"/>
+          <w:sz w:val="16"/>
+          <w14:textFill>
+            <w14:solidFill>
+              <w14:schemeClr w14:val="tx1"/>
+            </w14:solidFill>
+          </w14:textFill>
+        </w:rPr>
         <w:t>% YFL: X optical power = 0, 因此不乘 X 向透镜相位</w:t>
       </w:r>
     </w:p>
@@ -11684,107 +13012,95 @@
       <w:pPr>
         <w:pStyle w:val="4"/>
         <w:keepNext/>
+        <w:rPr>
+          <w:color w:val="000000" w:themeColor="text1"/>
+          <w14:textFill>
+            <w14:solidFill>
+              <w14:schemeClr w14:val="tx1"/>
+            </w14:solidFill>
+          </w14:textFill>
+        </w:rPr>
       </w:pPr>
       <w:r>
         <w:rPr>
-          <w:rFonts w:ascii="Microsoft YaHei" w:hAnsi="Microsoft YaHei" w:eastAsia="Microsoft YaHei"/>
+          <w:rFonts w:ascii="微软雅黑" w:hAnsi="微软雅黑" w:eastAsia="微软雅黑"/>
           <w:b/>
           <w:i w:val="0"/>
-          <w:color w:val="2E74B5"/>
+          <w:color w:val="000000" w:themeColor="text1"/>
           <w:sz w:val="26"/>
+          <w14:textFill>
+            <w14:solidFill>
+              <w14:schemeClr w14:val="tx1"/>
+            </w14:solidFill>
+          </w14:textFill>
         </w:rPr>
         <w:t>7.7 指标提取、状态和输出</w:t>
       </w:r>
     </w:p>
     <w:p>
       <w:pPr>
-        <w:spacing w:line="276" w:lineRule="auto" w:after="120"/>
+        <w:spacing w:after="120" w:line="276" w:lineRule="auto"/>
+        <w:rPr>
+          <w:color w:val="000000" w:themeColor="text1"/>
+          <w14:textFill>
+            <w14:solidFill>
+              <w14:schemeClr w14:val="tx1"/>
+            </w14:solidFill>
+          </w14:textFill>
+        </w:rPr>
       </w:pPr>
       <w:r>
         <w:rPr>
-          <w:rFonts w:ascii="Microsoft YaHei" w:hAnsi="Microsoft YaHei" w:eastAsia="Microsoft YaHei"/>
+          <w:rFonts w:ascii="微软雅黑" w:hAnsi="微软雅黑" w:eastAsia="微软雅黑"/>
           <w:b w:val="0"/>
           <w:i w:val="0"/>
+          <w:color w:val="000000" w:themeColor="text1"/>
           <w:sz w:val="21"/>
+          <w14:textFill>
+            <w14:solidFill>
+              <w14:schemeClr w14:val="tx1"/>
+            </w14:solidFill>
+          </w14:textFill>
         </w:rPr>
         <w:t>wavefrontMetrics 在有效光斑内拟合二次相位，计算平均倾角、局部角度 RMS、去 piston/倾斜后的相位 RMS和波前曲率半径；thresholdWidth 按强度 e⁻² 阈值提取全宽。独立模型通过条件为：线宽误差≤5%、平均倾角≤10 µrad、相位 RMS≤0.10 rad、曲率边缘斜率≤50 µrad。geometricPass 表示几何链通过；designPass 表示几何链与厂商相位或独立模型至少一项通过；acceptancePass 只在几何链和厂商相位均通过时为真。</w:t>
       </w:r>
     </w:p>
     <w:p>
       <w:pPr>
-        <w:spacing w:line="276" w:lineRule="auto" w:after="120"/>
+        <w:spacing w:after="120" w:line="276" w:lineRule="auto"/>
+        <w:rPr>
+          <w:rFonts w:hint="eastAsia" w:ascii="微软雅黑" w:hAnsi="微软雅黑" w:eastAsia="微软雅黑" w:cs="微软雅黑"/>
+          <w:color w:val="000000" w:themeColor="text1"/>
+          <w14:textFill>
+            <w14:solidFill>
+              <w14:schemeClr w14:val="tx1"/>
+            </w14:solidFill>
+          </w14:textFill>
+        </w:rPr>
       </w:pPr>
       <w:r>
         <w:rPr>
-          <w:rFonts w:ascii="Microsoft YaHei" w:hAnsi="Microsoft YaHei" w:eastAsia="Microsoft YaHei"/>
+          <w:rFonts w:ascii="微软雅黑" w:hAnsi="微软雅黑" w:eastAsia="微软雅黑"/>
           <w:b w:val="0"/>
           <w:i w:val="0"/>
+          <w:color w:val="000000" w:themeColor="text1"/>
           <w:sz w:val="21"/>
+          <w14:textFill>
+            <w14:solidFill>
+              <w14:schemeClr w14:val="tx1"/>
+            </w14:solidFill>
+          </w14:textFill>
         </w:rPr>
         <w:t>输出包括 collimated_x_abcd.csv、collimated_x_verification.csv、holoor_phase_verification.csv、holoor_collimated_summary.csv、phase_surrogate_profiles.csv、phase_surrogate_summary.csv、MAT 结果文件及 XZ/YZ/复场图。plot_holoor_collimated_paths.m 只绘制几何包络，不替代衍射复场判定；无 X 光焦度的 Y 元件在 XZ 图中用虚线表示。</w:t>
       </w:r>
-    </w:p>
-    <w:p>
-      <w:pPr>
-        <w:pStyle w:val="4"/>
-        <w:keepNext/>
-      </w:pPr>
-      <w:r>
-        <w:rPr>
-          <w:rFonts w:ascii="Microsoft YaHei" w:hAnsi="Microsoft YaHei" w:eastAsia="Microsoft YaHei"/>
-          <w:b/>
-          <w:i w:val="0"/>
-          <w:color w:val="2E74B5"/>
-          <w:sz w:val="26"/>
-        </w:rPr>
-        <w:t>7.8 MATLAB R2019b 运行方式</w:t>
-      </w:r>
-    </w:p>
-    <w:p>
-      <w:pPr>
-        <w:spacing w:line="276" w:lineRule="auto" w:after="120"/>
-      </w:pPr>
-      <w:r>
-        <w:rPr>
-          <w:rFonts w:ascii="Microsoft YaHei" w:hAnsi="Microsoft YaHei" w:eastAsia="Microsoft YaHei"/>
-          <w:b w:val="0"/>
-          <w:i w:val="0"/>
-          <w:sz w:val="21"/>
-        </w:rPr>
-        <w:t>在 MATLAB R2019b 命令窗口运行以下命令；主程序会自动更新最终结果目录。</w:t>
-      </w:r>
-    </w:p>
-    <w:p>
-      <w:pPr>
-        <w:spacing w:before="40" w:after="140"/>
-        <w:ind w:left="403" w:right="259"/>
-        <w:shd w:fill="F3F4F6"/>
-      </w:pPr>
-      <w:r>
-        <w:rPr>
-          <w:rFonts w:ascii="Consolas" w:hAnsi="Consolas" w:eastAsia="Consolas"/>
-          <w:b w:val="0"/>
-          <w:i w:val="0"/>
-          <w:color w:val="202124"/>
-          <w:sz w:val="16"/>
-        </w:rPr>
-        <w:t>cd('D:/work/git_share/laser_sim/deliverables/HOLOOR_CBSM_LINE_355nm_package/02_matlab_code');</w:t>
-        <w:br/>
-        <w:t>result = run_HOLOOR_collimated_line_R2019b();</w:t>
-        <w:br/>
-        <w:t>result.geometricPass</w:t>
-        <w:br/>
-        <w:t>result.designPass</w:t>
-        <w:br/>
-        <w:t>result.acceptancePass</w:t>
-      </w:r>
+      <w:bookmarkStart w:id="0" w:name="_GoBack"/>
+      <w:bookmarkEnd w:id="0"/>
     </w:p>
     <w:p>
       <w:pPr>
         <w:pStyle w:val="3"/>
         <w:keepNext/>
         <w:rPr>
-          <w:rFonts w:hint="eastAsia" w:ascii="微软雅黑" w:hAnsi="微软雅黑" w:eastAsia="微软雅黑" w:cs="微软雅黑"/>
           <w:color w:val="000000" w:themeColor="text1"/>
           <w14:textFill>
             <w14:solidFill>
@@ -11795,1207 +13111,16 @@
       </w:pPr>
       <w:r>
         <w:rPr>
-          <w:rFonts w:hint="eastAsia" w:ascii="微软雅黑" w:hAnsi="微软雅黑" w:eastAsia="微软雅黑" w:cs="微软雅黑"/>
-          <w:color w:val="000000" w:themeColor="text1"/>
-          <w14:textFill>
-            <w14:solidFill>
-              <w14:schemeClr w14:val="tx1"/>
-            </w14:solidFill>
-          </w14:textFill>
-        </w:rPr>
-        <w:t>8. 仿真结果与判定</w:t>
-      </w:r>
-    </w:p>
-    <w:p>
-      <w:pPr>
-        <w:pStyle w:val="4"/>
-        <w:keepNext/>
-        <w:rPr>
-          <w:rFonts w:hint="eastAsia" w:ascii="微软雅黑" w:hAnsi="微软雅黑" w:eastAsia="微软雅黑" w:cs="微软雅黑"/>
-          <w:color w:val="000000" w:themeColor="text1"/>
-          <w14:textFill>
-            <w14:solidFill>
-              <w14:schemeClr w14:val="tx1"/>
-            </w14:solidFill>
-          </w14:textFill>
-        </w:rPr>
-      </w:pPr>
-      <w:r>
-        <w:rPr>
-          <w:rFonts w:hint="eastAsia" w:ascii="微软雅黑" w:hAnsi="微软雅黑" w:eastAsia="微软雅黑" w:cs="微软雅黑"/>
-          <w:color w:val="000000" w:themeColor="text1"/>
-          <w14:textFill>
-            <w14:solidFill>
-              <w14:schemeClr w14:val="tx1"/>
-            </w14:solidFill>
-          </w14:textFill>
-        </w:rPr>
-        <w:t>8.</w:t>
-      </w:r>
-      <w:r>
-        <w:rPr>
-          <w:rFonts w:hint="eastAsia" w:ascii="微软雅黑" w:hAnsi="微软雅黑" w:eastAsia="微软雅黑" w:cs="微软雅黑"/>
-          <w:color w:val="000000" w:themeColor="text1"/>
-          <w:lang w:val="en-US" w:eastAsia="zh-CN"/>
-          <w14:textFill>
-            <w14:solidFill>
-              <w14:schemeClr w14:val="tx1"/>
-            </w14:solidFill>
-          </w14:textFill>
-        </w:rPr>
-        <w:t>1</w:t>
-      </w:r>
-      <w:r>
-        <w:rPr>
-          <w:rFonts w:hint="eastAsia" w:ascii="微软雅黑" w:hAnsi="微软雅黑" w:eastAsia="微软雅黑" w:cs="微软雅黑"/>
-          <w:color w:val="000000" w:themeColor="text1"/>
-          <w14:textFill>
-            <w14:solidFill>
-              <w14:schemeClr w14:val="tx1"/>
-            </w14:solidFill>
-          </w14:textFill>
-        </w:rPr>
-        <w:t xml:space="preserve"> 独立双元件复场对比</w:t>
-      </w:r>
-    </w:p>
-    <w:p>
-      <w:pPr>
-        <w:keepNext/>
-        <w:jc w:val="center"/>
-        <w:rPr>
-          <w:rFonts w:hint="eastAsia" w:ascii="微软雅黑" w:hAnsi="微软雅黑" w:eastAsia="微软雅黑" w:cs="微软雅黑"/>
-          <w:color w:val="000000" w:themeColor="text1"/>
-          <w14:textFill>
-            <w14:solidFill>
-              <w14:schemeClr w14:val="tx1"/>
-            </w14:solidFill>
-          </w14:textFill>
-        </w:rPr>
-      </w:pPr>
-      <w:r>
-        <w:rPr>
-          <w:rFonts w:hint="eastAsia" w:ascii="微软雅黑" w:hAnsi="微软雅黑" w:eastAsia="微软雅黑" w:cs="微软雅黑"/>
-          <w:color w:val="000000" w:themeColor="text1"/>
-          <w14:textFill>
-            <w14:solidFill>
-              <w14:schemeClr w14:val="tx1"/>
-            </w14:solidFill>
-          </w14:textFill>
-        </w:rPr>
-        <w:drawing>
-          <wp:inline distT="0" distB="0" distL="114300" distR="114300">
-            <wp:extent cx="5715000" cy="3636010"/>
-            <wp:effectExtent l="0" t="0" r="0" b="8890"/>
-            <wp:docPr id="3" name="Picture 3" descr="图 3  独立双元件复场模型经实际 CXC 后级传播的强度与局部相位角。该图不是 HOLO/OR 专有相位数据。" title="图 3  独立双元件复场模型经实际 CXC 后级传播的强度与局部相位角。该图不是 HOLO/OR 专有相位数据。"/>
-            <wp:cNvGraphicFramePr>
-              <a:graphicFrameLocks xmlns:a="http://schemas.openxmlformats.org/drawingml/2006/main" noChangeAspect="1"/>
-            </wp:cNvGraphicFramePr>
-            <a:graphic xmlns:a="http://schemas.openxmlformats.org/drawingml/2006/main">
-              <a:graphicData uri="http://schemas.openxmlformats.org/drawingml/2006/picture">
-                <pic:pic xmlns:pic="http://schemas.openxmlformats.org/drawingml/2006/picture">
-                  <pic:nvPicPr>
-                    <pic:cNvPr id="3" name="Picture 3" descr="图 3  独立双元件复场模型经实际 CXC 后级传播的强度与局部相位角。该图不是 HOLO/OR 专有相位数据。" title="图 3  独立双元件复场模型经实际 CXC 后级传播的强度与局部相位角。该图不是 HOLO/OR 专有相位数据。"/>
-                    <pic:cNvPicPr>
-                      <a:picLocks noChangeAspect="1"/>
-                    </pic:cNvPicPr>
-                  </pic:nvPicPr>
-                  <pic:blipFill>
-                    <a:blip r:embed="rId32"/>
-                    <a:stretch>
-                      <a:fillRect/>
-                    </a:stretch>
-                  </pic:blipFill>
-                  <pic:spPr>
-                    <a:xfrm>
-                      <a:off x="0" y="0"/>
-                      <a:ext cx="5715000" cy="3636314"/>
-                    </a:xfrm>
-                    <a:prstGeom prst="rect">
-                      <a:avLst/>
-                    </a:prstGeom>
-                  </pic:spPr>
-                </pic:pic>
-              </a:graphicData>
-            </a:graphic>
-          </wp:inline>
-        </w:drawing>
-      </w:r>
-    </w:p>
-    <w:p>
-      <w:pPr>
-        <w:spacing w:after="160"/>
-        <w:jc w:val="center"/>
-        <w:rPr>
-          <w:rFonts w:hint="eastAsia" w:ascii="微软雅黑" w:hAnsi="微软雅黑" w:eastAsia="微软雅黑" w:cs="微软雅黑"/>
-          <w:color w:val="000000" w:themeColor="text1"/>
-          <w14:textFill>
-            <w14:solidFill>
-              <w14:schemeClr w14:val="tx1"/>
-            </w14:solidFill>
-          </w14:textFill>
-        </w:rPr>
-      </w:pPr>
-      <w:r>
-        <w:rPr>
-          <w:rFonts w:hint="eastAsia" w:ascii="微软雅黑" w:hAnsi="微软雅黑" w:eastAsia="微软雅黑" w:cs="微软雅黑"/>
-          <w:color w:val="000000" w:themeColor="text1"/>
-          <w:sz w:val="17"/>
-          <w14:textFill>
-            <w14:solidFill>
-              <w14:schemeClr w14:val="tx1"/>
-            </w14:solidFill>
-          </w14:textFill>
-        </w:rPr>
-        <w:t>图 3  独立双元件复场模型经实际 CXC 后级传播的强度与局部相位角。</w:t>
-      </w:r>
-    </w:p>
-    <w:tbl>
-      <w:tblPr>
-        <w:tblStyle w:val="33"/>
-        <w:tblW w:w="9360" w:type="dxa"/>
-        <w:jc w:val="center"/>
-        <w:tblBorders>
-          <w:top w:val="single" w:color="auto" w:sz="4" w:space="0"/>
-          <w:left w:val="single" w:color="auto" w:sz="4" w:space="0"/>
-          <w:bottom w:val="single" w:color="auto" w:sz="4" w:space="0"/>
-          <w:right w:val="single" w:color="auto" w:sz="4" w:space="0"/>
-          <w:insideH w:val="single" w:color="auto" w:sz="4" w:space="0"/>
-          <w:insideV w:val="single" w:color="auto" w:sz="4" w:space="0"/>
-        </w:tblBorders>
-        <w:tblLayout w:type="fixed"/>
-        <w:tblCellMar>
-          <w:top w:w="0" w:type="dxa"/>
-          <w:left w:w="108" w:type="dxa"/>
-          <w:bottom w:w="0" w:type="dxa"/>
-          <w:right w:w="108" w:type="dxa"/>
-        </w:tblCellMar>
-      </w:tblPr>
-      <w:tblGrid>
-        <w:gridCol w:w="3600"/>
-        <w:gridCol w:w="2600"/>
-        <w:gridCol w:w="3160"/>
-      </w:tblGrid>
-      <w:tr>
-        <w:tblPrEx>
-          <w:tblBorders>
-            <w:top w:val="single" w:color="auto" w:sz="4" w:space="0"/>
-            <w:left w:val="single" w:color="auto" w:sz="4" w:space="0"/>
-            <w:bottom w:val="single" w:color="auto" w:sz="4" w:space="0"/>
-            <w:right w:val="single" w:color="auto" w:sz="4" w:space="0"/>
-            <w:insideH w:val="single" w:color="auto" w:sz="4" w:space="0"/>
-            <w:insideV w:val="single" w:color="auto" w:sz="4" w:space="0"/>
-          </w:tblBorders>
-          <w:tblCellMar>
-            <w:top w:w="0" w:type="dxa"/>
-            <w:left w:w="108" w:type="dxa"/>
-            <w:bottom w:w="0" w:type="dxa"/>
-            <w:right w:w="108" w:type="dxa"/>
-          </w:tblCellMar>
-        </w:tblPrEx>
-        <w:trPr>
-          <w:cantSplit/>
-          <w:tblHeader/>
-          <w:jc w:val="center"/>
-        </w:trPr>
-        <w:tc>
-          <w:tcPr>
-            <w:tcW w:w="3600" w:type="dxa"/>
-            <w:shd w:val="clear" w:color="auto" w:fill="F2F4F7"/>
-            <w:tcMar>
-              <w:top w:w="80" w:type="dxa"/>
-              <w:left w:w="120" w:type="dxa"/>
-              <w:bottom w:w="80" w:type="dxa"/>
-              <w:right w:w="120" w:type="dxa"/>
-            </w:tcMar>
-            <w:vAlign w:val="center"/>
-          </w:tcPr>
-          <w:p>
-            <w:pPr>
-              <w:jc w:val="center"/>
-              <w:rPr>
-                <w:rFonts w:hint="eastAsia" w:ascii="微软雅黑" w:hAnsi="微软雅黑" w:eastAsia="微软雅黑" w:cs="微软雅黑"/>
-                <w:color w:val="000000" w:themeColor="text1"/>
-                <w14:textFill>
-                  <w14:solidFill>
-                    <w14:schemeClr w14:val="tx1"/>
-                  </w14:solidFill>
-                </w14:textFill>
-              </w:rPr>
-            </w:pPr>
-            <w:r>
-              <w:rPr>
-                <w:rFonts w:hint="eastAsia" w:ascii="微软雅黑" w:hAnsi="微软雅黑" w:eastAsia="微软雅黑" w:cs="微软雅黑"/>
-                <w:b/>
-                <w:color w:val="000000" w:themeColor="text1"/>
-                <w:sz w:val="17"/>
-                <w14:textFill>
-                  <w14:solidFill>
-                    <w14:schemeClr w14:val="tx1"/>
-                  </w14:solidFill>
-                </w14:textFill>
-              </w:rPr>
-              <w:t>指标</w:t>
-            </w:r>
-          </w:p>
-        </w:tc>
-        <w:tc>
-          <w:tcPr>
-            <w:tcW w:w="2600" w:type="dxa"/>
-            <w:shd w:val="clear" w:color="auto" w:fill="F2F4F7"/>
-            <w:tcMar>
-              <w:top w:w="80" w:type="dxa"/>
-              <w:left w:w="120" w:type="dxa"/>
-              <w:bottom w:w="80" w:type="dxa"/>
-              <w:right w:w="120" w:type="dxa"/>
-            </w:tcMar>
-            <w:vAlign w:val="center"/>
-          </w:tcPr>
-          <w:p>
-            <w:pPr>
-              <w:jc w:val="center"/>
-              <w:rPr>
-                <w:rFonts w:hint="eastAsia" w:ascii="微软雅黑" w:hAnsi="微软雅黑" w:eastAsia="微软雅黑" w:cs="微软雅黑"/>
-                <w:color w:val="000000" w:themeColor="text1"/>
-                <w14:textFill>
-                  <w14:solidFill>
-                    <w14:schemeClr w14:val="tx1"/>
-                  </w14:solidFill>
-                </w14:textFill>
-              </w:rPr>
-            </w:pPr>
-            <w:r>
-              <w:rPr>
-                <w:rFonts w:hint="eastAsia" w:ascii="微软雅黑" w:hAnsi="微软雅黑" w:eastAsia="微软雅黑" w:cs="微软雅黑"/>
-                <w:b/>
-                <w:color w:val="000000" w:themeColor="text1"/>
-                <w:sz w:val="17"/>
-                <w14:textFill>
-                  <w14:solidFill>
-                    <w14:schemeClr w14:val="tx1"/>
-                  </w14:solidFill>
-                </w14:textFill>
-              </w:rPr>
-              <w:t>计算值</w:t>
-            </w:r>
-          </w:p>
-        </w:tc>
-        <w:tc>
-          <w:tcPr>
-            <w:tcW w:w="3160" w:type="dxa"/>
-            <w:shd w:val="clear" w:color="auto" w:fill="F2F4F7"/>
-            <w:tcMar>
-              <w:top w:w="80" w:type="dxa"/>
-              <w:left w:w="120" w:type="dxa"/>
-              <w:bottom w:w="80" w:type="dxa"/>
-              <w:right w:w="120" w:type="dxa"/>
-            </w:tcMar>
-            <w:vAlign w:val="center"/>
-          </w:tcPr>
-          <w:p>
-            <w:pPr>
-              <w:jc w:val="center"/>
-              <w:rPr>
-                <w:rFonts w:hint="eastAsia" w:ascii="微软雅黑" w:hAnsi="微软雅黑" w:eastAsia="微软雅黑" w:cs="微软雅黑"/>
-                <w:color w:val="000000" w:themeColor="text1"/>
-                <w14:textFill>
-                  <w14:solidFill>
-                    <w14:schemeClr w14:val="tx1"/>
-                  </w14:solidFill>
-                </w14:textFill>
-              </w:rPr>
-            </w:pPr>
-            <w:r>
-              <w:rPr>
-                <w:rFonts w:hint="eastAsia" w:ascii="微软雅黑" w:hAnsi="微软雅黑" w:eastAsia="微软雅黑" w:cs="微软雅黑"/>
-                <w:b/>
-                <w:color w:val="000000" w:themeColor="text1"/>
-                <w:sz w:val="17"/>
-                <w14:textFill>
-                  <w14:solidFill>
-                    <w14:schemeClr w14:val="tx1"/>
-                  </w14:solidFill>
-                </w14:textFill>
-              </w:rPr>
-              <w:t>设计判据</w:t>
-            </w:r>
-          </w:p>
-        </w:tc>
-      </w:tr>
-      <w:tr>
-        <w:tblPrEx>
-          <w:tblBorders>
-            <w:top w:val="single" w:color="auto" w:sz="4" w:space="0"/>
-            <w:left w:val="single" w:color="auto" w:sz="4" w:space="0"/>
-            <w:bottom w:val="single" w:color="auto" w:sz="4" w:space="0"/>
-            <w:right w:val="single" w:color="auto" w:sz="4" w:space="0"/>
-            <w:insideH w:val="single" w:color="auto" w:sz="4" w:space="0"/>
-            <w:insideV w:val="single" w:color="auto" w:sz="4" w:space="0"/>
-          </w:tblBorders>
-          <w:tblCellMar>
-            <w:top w:w="0" w:type="dxa"/>
-            <w:left w:w="108" w:type="dxa"/>
-            <w:bottom w:w="0" w:type="dxa"/>
-            <w:right w:w="108" w:type="dxa"/>
-          </w:tblCellMar>
-        </w:tblPrEx>
-        <w:trPr>
-          <w:cantSplit/>
-          <w:jc w:val="center"/>
-        </w:trPr>
-        <w:tc>
-          <w:tcPr>
-            <w:tcW w:w="3600" w:type="dxa"/>
-            <w:tcMar>
-              <w:top w:w="80" w:type="dxa"/>
-              <w:left w:w="120" w:type="dxa"/>
-              <w:bottom w:w="80" w:type="dxa"/>
-              <w:right w:w="120" w:type="dxa"/>
-            </w:tcMar>
-            <w:vAlign w:val="center"/>
-          </w:tcPr>
-          <w:p>
-            <w:pPr>
-              <w:spacing w:after="0"/>
-              <w:rPr>
-                <w:rFonts w:hint="eastAsia" w:ascii="微软雅黑" w:hAnsi="微软雅黑" w:eastAsia="微软雅黑" w:cs="微软雅黑"/>
-                <w:color w:val="000000" w:themeColor="text1"/>
-                <w14:textFill>
-                  <w14:solidFill>
-                    <w14:schemeClr w14:val="tx1"/>
-                  </w14:solidFill>
-                </w14:textFill>
-              </w:rPr>
-            </w:pPr>
-            <w:r>
-              <w:rPr>
-                <w:rFonts w:hint="eastAsia" w:ascii="微软雅黑" w:hAnsi="微软雅黑" w:eastAsia="微软雅黑" w:cs="微软雅黑"/>
-                <w:color w:val="000000" w:themeColor="text1"/>
-                <w:sz w:val="17"/>
-                <w14:textFill>
-                  <w14:solidFill>
-                    <w14:schemeClr w14:val="tx1"/>
-                  </w14:solidFill>
-                </w14:textFill>
-              </w:rPr>
-              <w:t>目标 X 全 1/e² 宽度</w:t>
-            </w:r>
-          </w:p>
-        </w:tc>
-        <w:tc>
-          <w:tcPr>
-            <w:tcW w:w="2600" w:type="dxa"/>
-            <w:tcMar>
-              <w:top w:w="80" w:type="dxa"/>
-              <w:left w:w="120" w:type="dxa"/>
-              <w:bottom w:w="80" w:type="dxa"/>
-              <w:right w:w="120" w:type="dxa"/>
-            </w:tcMar>
-            <w:vAlign w:val="center"/>
-          </w:tcPr>
-          <w:p>
-            <w:pPr>
-              <w:spacing w:after="0"/>
-              <w:rPr>
-                <w:rFonts w:hint="eastAsia" w:ascii="微软雅黑" w:hAnsi="微软雅黑" w:eastAsia="微软雅黑" w:cs="微软雅黑"/>
-                <w:color w:val="000000" w:themeColor="text1"/>
-                <w14:textFill>
-                  <w14:solidFill>
-                    <w14:schemeClr w14:val="tx1"/>
-                  </w14:solidFill>
-                </w14:textFill>
-              </w:rPr>
-            </w:pPr>
-            <w:r>
-              <w:rPr>
-                <w:rFonts w:hint="eastAsia" w:ascii="微软雅黑" w:hAnsi="微软雅黑" w:eastAsia="微软雅黑" w:cs="微软雅黑"/>
-                <w:color w:val="000000" w:themeColor="text1"/>
-                <w:sz w:val="17"/>
-                <w14:textFill>
-                  <w14:solidFill>
-                    <w14:schemeClr w14:val="tx1"/>
-                  </w14:solidFill>
-                </w14:textFill>
-              </w:rPr>
-              <w:t>1.503906 mm</w:t>
-            </w:r>
-          </w:p>
-        </w:tc>
-        <w:tc>
-          <w:tcPr>
-            <w:tcW w:w="3160" w:type="dxa"/>
-            <w:tcMar>
-              <w:top w:w="80" w:type="dxa"/>
-              <w:left w:w="120" w:type="dxa"/>
-              <w:bottom w:w="80" w:type="dxa"/>
-              <w:right w:w="120" w:type="dxa"/>
-            </w:tcMar>
-            <w:vAlign w:val="center"/>
-          </w:tcPr>
-          <w:p>
-            <w:pPr>
-              <w:spacing w:after="0"/>
-              <w:rPr>
-                <w:rFonts w:hint="eastAsia" w:ascii="微软雅黑" w:hAnsi="微软雅黑" w:eastAsia="微软雅黑" w:cs="微软雅黑"/>
-                <w:color w:val="000000" w:themeColor="text1"/>
-                <w14:textFill>
-                  <w14:solidFill>
-                    <w14:schemeClr w14:val="tx1"/>
-                  </w14:solidFill>
-                </w14:textFill>
-              </w:rPr>
-            </w:pPr>
-            <w:r>
-              <w:rPr>
-                <w:rFonts w:hint="eastAsia" w:ascii="微软雅黑" w:hAnsi="微软雅黑" w:eastAsia="微软雅黑" w:cs="微软雅黑"/>
-                <w:color w:val="000000" w:themeColor="text1"/>
-                <w:sz w:val="17"/>
-                <w14:textFill>
-                  <w14:solidFill>
-                    <w14:schemeClr w14:val="tx1"/>
-                  </w14:solidFill>
-                </w14:textFill>
-              </w:rPr>
-              <w:t>与 1.5 mm 偏差 0.260%</w:t>
-            </w:r>
-          </w:p>
-        </w:tc>
-      </w:tr>
-      <w:tr>
-        <w:tblPrEx>
-          <w:tblBorders>
-            <w:top w:val="single" w:color="auto" w:sz="4" w:space="0"/>
-            <w:left w:val="single" w:color="auto" w:sz="4" w:space="0"/>
-            <w:bottom w:val="single" w:color="auto" w:sz="4" w:space="0"/>
-            <w:right w:val="single" w:color="auto" w:sz="4" w:space="0"/>
-            <w:insideH w:val="single" w:color="auto" w:sz="4" w:space="0"/>
-            <w:insideV w:val="single" w:color="auto" w:sz="4" w:space="0"/>
-          </w:tblBorders>
-          <w:tblCellMar>
-            <w:top w:w="0" w:type="dxa"/>
-            <w:left w:w="108" w:type="dxa"/>
-            <w:bottom w:w="0" w:type="dxa"/>
-            <w:right w:w="108" w:type="dxa"/>
-          </w:tblCellMar>
-        </w:tblPrEx>
-        <w:trPr>
-          <w:cantSplit/>
-          <w:jc w:val="center"/>
-        </w:trPr>
-        <w:tc>
-          <w:tcPr>
-            <w:tcW w:w="3600" w:type="dxa"/>
-            <w:tcMar>
-              <w:top w:w="80" w:type="dxa"/>
-              <w:left w:w="120" w:type="dxa"/>
-              <w:bottom w:w="80" w:type="dxa"/>
-              <w:right w:w="120" w:type="dxa"/>
-            </w:tcMar>
-            <w:vAlign w:val="center"/>
-          </w:tcPr>
-          <w:p>
-            <w:pPr>
-              <w:spacing w:after="0"/>
-              <w:rPr>
-                <w:rFonts w:hint="eastAsia" w:ascii="微软雅黑" w:hAnsi="微软雅黑" w:eastAsia="微软雅黑" w:cs="微软雅黑"/>
-                <w:color w:val="000000" w:themeColor="text1"/>
-                <w14:textFill>
-                  <w14:solidFill>
-                    <w14:schemeClr w14:val="tx1"/>
-                  </w14:solidFill>
-                </w14:textFill>
-              </w:rPr>
-            </w:pPr>
-            <w:r>
-              <w:rPr>
-                <w:rFonts w:hint="eastAsia" w:ascii="微软雅黑" w:hAnsi="微软雅黑" w:eastAsia="微软雅黑" w:cs="微软雅黑"/>
-                <w:color w:val="000000" w:themeColor="text1"/>
-                <w:sz w:val="17"/>
-                <w14:textFill>
-                  <w14:solidFill>
-                    <w14:schemeClr w14:val="tx1"/>
-                  </w14:solidFill>
-                </w14:textFill>
-              </w:rPr>
-              <w:t>目标平均波前倾角</w:t>
-            </w:r>
-          </w:p>
-        </w:tc>
-        <w:tc>
-          <w:tcPr>
-            <w:tcW w:w="2600" w:type="dxa"/>
-            <w:tcMar>
-              <w:top w:w="80" w:type="dxa"/>
-              <w:left w:w="120" w:type="dxa"/>
-              <w:bottom w:w="80" w:type="dxa"/>
-              <w:right w:w="120" w:type="dxa"/>
-            </w:tcMar>
-            <w:vAlign w:val="center"/>
-          </w:tcPr>
-          <w:p>
-            <w:pPr>
-              <w:spacing w:after="0"/>
-              <w:rPr>
-                <w:rFonts w:hint="eastAsia" w:ascii="微软雅黑" w:hAnsi="微软雅黑" w:eastAsia="微软雅黑" w:cs="微软雅黑"/>
-                <w:color w:val="000000" w:themeColor="text1"/>
-                <w14:textFill>
-                  <w14:solidFill>
-                    <w14:schemeClr w14:val="tx1"/>
-                  </w14:solidFill>
-                </w14:textFill>
-              </w:rPr>
-            </w:pPr>
-            <w:r>
-              <w:rPr>
-                <w:rFonts w:hint="eastAsia" w:ascii="微软雅黑" w:hAnsi="微软雅黑" w:eastAsia="微软雅黑" w:cs="微软雅黑"/>
-                <w:color w:val="000000" w:themeColor="text1"/>
-                <w:sz w:val="17"/>
-                <w14:textFill>
-                  <w14:solidFill>
-                    <w14:schemeClr w14:val="tx1"/>
-                  </w14:solidFill>
-                </w14:textFill>
-              </w:rPr>
-              <w:t>约 0 µrad</w:t>
-            </w:r>
-          </w:p>
-        </w:tc>
-        <w:tc>
-          <w:tcPr>
-            <w:tcW w:w="3160" w:type="dxa"/>
-            <w:tcMar>
-              <w:top w:w="80" w:type="dxa"/>
-              <w:left w:w="120" w:type="dxa"/>
-              <w:bottom w:w="80" w:type="dxa"/>
-              <w:right w:w="120" w:type="dxa"/>
-            </w:tcMar>
-            <w:vAlign w:val="center"/>
-          </w:tcPr>
-          <w:p>
-            <w:pPr>
-              <w:spacing w:after="0"/>
-              <w:rPr>
-                <w:rFonts w:hint="eastAsia" w:ascii="微软雅黑" w:hAnsi="微软雅黑" w:eastAsia="微软雅黑" w:cs="微软雅黑"/>
-                <w:color w:val="000000" w:themeColor="text1"/>
-                <w14:textFill>
-                  <w14:solidFill>
-                    <w14:schemeClr w14:val="tx1"/>
-                  </w14:solidFill>
-                </w14:textFill>
-              </w:rPr>
-            </w:pPr>
-            <w:r>
-              <w:rPr>
-                <w:rFonts w:hint="eastAsia" w:ascii="微软雅黑" w:hAnsi="微软雅黑" w:eastAsia="微软雅黑" w:cs="微软雅黑"/>
-                <w:color w:val="000000" w:themeColor="text1"/>
-                <w:sz w:val="17"/>
-                <w14:textFill>
-                  <w14:solidFill>
-                    <w14:schemeClr w14:val="tx1"/>
-                  </w14:solidFill>
-                </w14:textFill>
-              </w:rPr>
-              <w:t>≤10 µrad</w:t>
-            </w:r>
-          </w:p>
-        </w:tc>
-      </w:tr>
-      <w:tr>
-        <w:tblPrEx>
-          <w:tblBorders>
-            <w:top w:val="single" w:color="auto" w:sz="4" w:space="0"/>
-            <w:left w:val="single" w:color="auto" w:sz="4" w:space="0"/>
-            <w:bottom w:val="single" w:color="auto" w:sz="4" w:space="0"/>
-            <w:right w:val="single" w:color="auto" w:sz="4" w:space="0"/>
-            <w:insideH w:val="single" w:color="auto" w:sz="4" w:space="0"/>
-            <w:insideV w:val="single" w:color="auto" w:sz="4" w:space="0"/>
-          </w:tblBorders>
-          <w:tblCellMar>
-            <w:top w:w="0" w:type="dxa"/>
-            <w:left w:w="108" w:type="dxa"/>
-            <w:bottom w:w="0" w:type="dxa"/>
-            <w:right w:w="108" w:type="dxa"/>
-          </w:tblCellMar>
-        </w:tblPrEx>
-        <w:trPr>
-          <w:cantSplit/>
-          <w:jc w:val="center"/>
-        </w:trPr>
-        <w:tc>
-          <w:tcPr>
-            <w:tcW w:w="3600" w:type="dxa"/>
-            <w:tcMar>
-              <w:top w:w="80" w:type="dxa"/>
-              <w:left w:w="120" w:type="dxa"/>
-              <w:bottom w:w="80" w:type="dxa"/>
-              <w:right w:w="120" w:type="dxa"/>
-            </w:tcMar>
-            <w:vAlign w:val="center"/>
-          </w:tcPr>
-          <w:p>
-            <w:pPr>
-              <w:spacing w:after="0"/>
-              <w:rPr>
-                <w:rFonts w:hint="eastAsia" w:ascii="微软雅黑" w:hAnsi="微软雅黑" w:eastAsia="微软雅黑" w:cs="微软雅黑"/>
-                <w:color w:val="000000" w:themeColor="text1"/>
-                <w14:textFill>
-                  <w14:solidFill>
-                    <w14:schemeClr w14:val="tx1"/>
-                  </w14:solidFill>
-                </w14:textFill>
-              </w:rPr>
-            </w:pPr>
-            <w:r>
-              <w:rPr>
-                <w:rFonts w:hint="eastAsia" w:ascii="微软雅黑" w:hAnsi="微软雅黑" w:eastAsia="微软雅黑" w:cs="微软雅黑"/>
-                <w:color w:val="000000" w:themeColor="text1"/>
-                <w:sz w:val="17"/>
-                <w14:textFill>
-                  <w14:solidFill>
-                    <w14:schemeClr w14:val="tx1"/>
-                  </w14:solidFill>
-                </w14:textFill>
-              </w:rPr>
-              <w:t>目标相位 RMS</w:t>
-            </w:r>
-          </w:p>
-        </w:tc>
-        <w:tc>
-          <w:tcPr>
-            <w:tcW w:w="2600" w:type="dxa"/>
-            <w:tcMar>
-              <w:top w:w="80" w:type="dxa"/>
-              <w:left w:w="120" w:type="dxa"/>
-              <w:bottom w:w="80" w:type="dxa"/>
-              <w:right w:w="120" w:type="dxa"/>
-            </w:tcMar>
-            <w:vAlign w:val="center"/>
-          </w:tcPr>
-          <w:p>
-            <w:pPr>
-              <w:spacing w:after="0"/>
-              <w:rPr>
-                <w:rFonts w:hint="eastAsia" w:ascii="微软雅黑" w:hAnsi="微软雅黑" w:eastAsia="微软雅黑" w:cs="微软雅黑"/>
-                <w:color w:val="000000" w:themeColor="text1"/>
-                <w14:textFill>
-                  <w14:solidFill>
-                    <w14:schemeClr w14:val="tx1"/>
-                  </w14:solidFill>
-                </w14:textFill>
-              </w:rPr>
-            </w:pPr>
-            <w:r>
-              <w:rPr>
-                <w:rFonts w:hint="eastAsia" w:ascii="微软雅黑" w:hAnsi="微软雅黑" w:eastAsia="微软雅黑" w:cs="微软雅黑"/>
-                <w:color w:val="000000" w:themeColor="text1"/>
-                <w:sz w:val="17"/>
-                <w14:textFill>
-                  <w14:solidFill>
-                    <w14:schemeClr w14:val="tx1"/>
-                  </w14:solidFill>
-                </w14:textFill>
-              </w:rPr>
-              <w:t>0.03785 rad</w:t>
-            </w:r>
-          </w:p>
-        </w:tc>
-        <w:tc>
-          <w:tcPr>
-            <w:tcW w:w="3160" w:type="dxa"/>
-            <w:tcMar>
-              <w:top w:w="80" w:type="dxa"/>
-              <w:left w:w="120" w:type="dxa"/>
-              <w:bottom w:w="80" w:type="dxa"/>
-              <w:right w:w="120" w:type="dxa"/>
-            </w:tcMar>
-            <w:vAlign w:val="center"/>
-          </w:tcPr>
-          <w:p>
-            <w:pPr>
-              <w:spacing w:after="0"/>
-              <w:rPr>
-                <w:rFonts w:hint="eastAsia" w:ascii="微软雅黑" w:hAnsi="微软雅黑" w:eastAsia="微软雅黑" w:cs="微软雅黑"/>
-                <w:color w:val="000000" w:themeColor="text1"/>
-                <w14:textFill>
-                  <w14:solidFill>
-                    <w14:schemeClr w14:val="tx1"/>
-                  </w14:solidFill>
-                </w14:textFill>
-              </w:rPr>
-            </w:pPr>
-            <w:r>
-              <w:rPr>
-                <w:rFonts w:hint="eastAsia" w:ascii="微软雅黑" w:hAnsi="微软雅黑" w:eastAsia="微软雅黑" w:cs="微软雅黑"/>
-                <w:color w:val="000000" w:themeColor="text1"/>
-                <w:sz w:val="17"/>
-                <w14:textFill>
-                  <w14:solidFill>
-                    <w14:schemeClr w14:val="tx1"/>
-                  </w14:solidFill>
-                </w14:textFill>
-              </w:rPr>
-              <w:t>≤0.10 rad</w:t>
-            </w:r>
-          </w:p>
-        </w:tc>
-      </w:tr>
-      <w:tr>
-        <w:tblPrEx>
-          <w:tblBorders>
-            <w:top w:val="single" w:color="auto" w:sz="4" w:space="0"/>
-            <w:left w:val="single" w:color="auto" w:sz="4" w:space="0"/>
-            <w:bottom w:val="single" w:color="auto" w:sz="4" w:space="0"/>
-            <w:right w:val="single" w:color="auto" w:sz="4" w:space="0"/>
-            <w:insideH w:val="single" w:color="auto" w:sz="4" w:space="0"/>
-            <w:insideV w:val="single" w:color="auto" w:sz="4" w:space="0"/>
-          </w:tblBorders>
-          <w:tblCellMar>
-            <w:top w:w="0" w:type="dxa"/>
-            <w:left w:w="108" w:type="dxa"/>
-            <w:bottom w:w="0" w:type="dxa"/>
-            <w:right w:w="108" w:type="dxa"/>
-          </w:tblCellMar>
-        </w:tblPrEx>
-        <w:trPr>
-          <w:cantSplit/>
-          <w:jc w:val="center"/>
-        </w:trPr>
-        <w:tc>
-          <w:tcPr>
-            <w:tcW w:w="3600" w:type="dxa"/>
-            <w:tcMar>
-              <w:top w:w="80" w:type="dxa"/>
-              <w:left w:w="120" w:type="dxa"/>
-              <w:bottom w:w="80" w:type="dxa"/>
-              <w:right w:w="120" w:type="dxa"/>
-            </w:tcMar>
-            <w:vAlign w:val="center"/>
-          </w:tcPr>
-          <w:p>
-            <w:pPr>
-              <w:spacing w:after="0"/>
-              <w:rPr>
-                <w:rFonts w:hint="eastAsia" w:ascii="微软雅黑" w:hAnsi="微软雅黑" w:eastAsia="微软雅黑" w:cs="微软雅黑"/>
-                <w:color w:val="000000" w:themeColor="text1"/>
-                <w14:textFill>
-                  <w14:solidFill>
-                    <w14:schemeClr w14:val="tx1"/>
-                  </w14:solidFill>
-                </w14:textFill>
-              </w:rPr>
-            </w:pPr>
-            <w:r>
-              <w:rPr>
-                <w:rFonts w:hint="eastAsia" w:ascii="微软雅黑" w:hAnsi="微软雅黑" w:eastAsia="微软雅黑" w:cs="微软雅黑"/>
-                <w:color w:val="000000" w:themeColor="text1"/>
-                <w:sz w:val="17"/>
-                <w14:textFill>
-                  <w14:solidFill>
-                    <w14:schemeClr w14:val="tx1"/>
-                  </w14:solidFill>
-                </w14:textFill>
-              </w:rPr>
-              <w:t>目标拟合曲率半径</w:t>
-            </w:r>
-          </w:p>
-        </w:tc>
-        <w:tc>
-          <w:tcPr>
-            <w:tcW w:w="2600" w:type="dxa"/>
-            <w:tcMar>
-              <w:top w:w="80" w:type="dxa"/>
-              <w:left w:w="120" w:type="dxa"/>
-              <w:bottom w:w="80" w:type="dxa"/>
-              <w:right w:w="120" w:type="dxa"/>
-            </w:tcMar>
-            <w:vAlign w:val="center"/>
-          </w:tcPr>
-          <w:p>
-            <w:pPr>
-              <w:spacing w:after="0"/>
-              <w:rPr>
-                <w:rFonts w:hint="eastAsia" w:ascii="微软雅黑" w:hAnsi="微软雅黑" w:eastAsia="微软雅黑" w:cs="微软雅黑"/>
-                <w:color w:val="000000" w:themeColor="text1"/>
-                <w14:textFill>
-                  <w14:solidFill>
-                    <w14:schemeClr w14:val="tx1"/>
-                  </w14:solidFill>
-                </w14:textFill>
-              </w:rPr>
-            </w:pPr>
-            <w:r>
-              <w:rPr>
-                <w:rFonts w:hint="eastAsia" w:ascii="微软雅黑" w:hAnsi="微软雅黑" w:eastAsia="微软雅黑" w:cs="微软雅黑"/>
-                <w:color w:val="000000" w:themeColor="text1"/>
-                <w:sz w:val="17"/>
-                <w14:textFill>
-                  <w14:solidFill>
-                    <w14:schemeClr w14:val="tx1"/>
-                  </w14:solidFill>
-                </w14:textFill>
-              </w:rPr>
-              <w:t>约 -27.43 m</w:t>
-            </w:r>
-          </w:p>
-        </w:tc>
-        <w:tc>
-          <w:tcPr>
-            <w:tcW w:w="3160" w:type="dxa"/>
-            <w:tcMar>
-              <w:top w:w="80" w:type="dxa"/>
-              <w:left w:w="120" w:type="dxa"/>
-              <w:bottom w:w="80" w:type="dxa"/>
-              <w:right w:w="120" w:type="dxa"/>
-            </w:tcMar>
-            <w:vAlign w:val="center"/>
-          </w:tcPr>
-          <w:p>
-            <w:pPr>
-              <w:spacing w:after="0"/>
-              <w:rPr>
-                <w:rFonts w:hint="eastAsia" w:ascii="微软雅黑" w:hAnsi="微软雅黑" w:eastAsia="微软雅黑" w:cs="微软雅黑"/>
-                <w:color w:val="000000" w:themeColor="text1"/>
-                <w14:textFill>
-                  <w14:solidFill>
-                    <w14:schemeClr w14:val="tx1"/>
-                  </w14:solidFill>
-                </w14:textFill>
-              </w:rPr>
-            </w:pPr>
-            <w:r>
-              <w:rPr>
-                <w:rFonts w:hint="eastAsia" w:ascii="微软雅黑" w:hAnsi="微软雅黑" w:eastAsia="微软雅黑" w:cs="微软雅黑"/>
-                <w:color w:val="000000" w:themeColor="text1"/>
-                <w:sz w:val="17"/>
-                <w14:textFill>
-                  <w14:solidFill>
-                    <w14:schemeClr w14:val="tx1"/>
-                  </w14:solidFill>
-                </w14:textFill>
-              </w:rPr>
-              <w:t>记录项</w:t>
-            </w:r>
-          </w:p>
-        </w:tc>
-      </w:tr>
-      <w:tr>
-        <w:tblPrEx>
-          <w:tblBorders>
-            <w:top w:val="single" w:color="auto" w:sz="4" w:space="0"/>
-            <w:left w:val="single" w:color="auto" w:sz="4" w:space="0"/>
-            <w:bottom w:val="single" w:color="auto" w:sz="4" w:space="0"/>
-            <w:right w:val="single" w:color="auto" w:sz="4" w:space="0"/>
-            <w:insideH w:val="single" w:color="auto" w:sz="4" w:space="0"/>
-            <w:insideV w:val="single" w:color="auto" w:sz="4" w:space="0"/>
-          </w:tblBorders>
-          <w:tblCellMar>
-            <w:top w:w="0" w:type="dxa"/>
-            <w:left w:w="108" w:type="dxa"/>
-            <w:bottom w:w="0" w:type="dxa"/>
-            <w:right w:w="108" w:type="dxa"/>
-          </w:tblCellMar>
-        </w:tblPrEx>
-        <w:trPr>
-          <w:cantSplit/>
-          <w:jc w:val="center"/>
-        </w:trPr>
-        <w:tc>
-          <w:tcPr>
-            <w:tcW w:w="3600" w:type="dxa"/>
-            <w:tcMar>
-              <w:top w:w="80" w:type="dxa"/>
-              <w:left w:w="120" w:type="dxa"/>
-              <w:bottom w:w="80" w:type="dxa"/>
-              <w:right w:w="120" w:type="dxa"/>
-            </w:tcMar>
-            <w:vAlign w:val="center"/>
-          </w:tcPr>
-          <w:p>
-            <w:pPr>
-              <w:spacing w:after="0"/>
-              <w:rPr>
-                <w:rFonts w:hint="eastAsia" w:ascii="微软雅黑" w:hAnsi="微软雅黑" w:eastAsia="微软雅黑" w:cs="微软雅黑"/>
-                <w:color w:val="000000" w:themeColor="text1"/>
-                <w14:textFill>
-                  <w14:solidFill>
-                    <w14:schemeClr w14:val="tx1"/>
-                  </w14:solidFill>
-                </w14:textFill>
-              </w:rPr>
-            </w:pPr>
-            <w:r>
-              <w:rPr>
-                <w:rFonts w:hint="eastAsia" w:ascii="微软雅黑" w:hAnsi="微软雅黑" w:eastAsia="微软雅黑" w:cs="微软雅黑"/>
-                <w:color w:val="000000" w:themeColor="text1"/>
-                <w:sz w:val="17"/>
-                <w14:textFill>
-                  <w14:solidFill>
-                    <w14:schemeClr w14:val="tx1"/>
-                  </w14:solidFill>
-                </w14:textFill>
-              </w:rPr>
-              <w:t>目标曲率边缘斜率</w:t>
-            </w:r>
-          </w:p>
-        </w:tc>
-        <w:tc>
-          <w:tcPr>
-            <w:tcW w:w="2600" w:type="dxa"/>
-            <w:tcMar>
-              <w:top w:w="80" w:type="dxa"/>
-              <w:left w:w="120" w:type="dxa"/>
-              <w:bottom w:w="80" w:type="dxa"/>
-              <w:right w:w="120" w:type="dxa"/>
-            </w:tcMar>
-            <w:vAlign w:val="center"/>
-          </w:tcPr>
-          <w:p>
-            <w:pPr>
-              <w:spacing w:after="0"/>
-              <w:rPr>
-                <w:rFonts w:hint="eastAsia" w:ascii="微软雅黑" w:hAnsi="微软雅黑" w:eastAsia="微软雅黑" w:cs="微软雅黑"/>
-                <w:color w:val="000000" w:themeColor="text1"/>
-                <w14:textFill>
-                  <w14:solidFill>
-                    <w14:schemeClr w14:val="tx1"/>
-                  </w14:solidFill>
-                </w14:textFill>
-              </w:rPr>
-            </w:pPr>
-            <w:r>
-              <w:rPr>
-                <w:rFonts w:hint="eastAsia" w:ascii="微软雅黑" w:hAnsi="微软雅黑" w:eastAsia="微软雅黑" w:cs="微软雅黑"/>
-                <w:color w:val="000000" w:themeColor="text1"/>
-                <w:sz w:val="17"/>
-                <w14:textFill>
-                  <w14:solidFill>
-                    <w14:schemeClr w14:val="tx1"/>
-                  </w14:solidFill>
-                </w14:textFill>
-              </w:rPr>
-              <w:t>27.34 µrad</w:t>
-            </w:r>
-          </w:p>
-        </w:tc>
-        <w:tc>
-          <w:tcPr>
-            <w:tcW w:w="3160" w:type="dxa"/>
-            <w:tcMar>
-              <w:top w:w="80" w:type="dxa"/>
-              <w:left w:w="120" w:type="dxa"/>
-              <w:bottom w:w="80" w:type="dxa"/>
-              <w:right w:w="120" w:type="dxa"/>
-            </w:tcMar>
-            <w:vAlign w:val="center"/>
-          </w:tcPr>
-          <w:p>
-            <w:pPr>
-              <w:spacing w:after="0"/>
-              <w:rPr>
-                <w:rFonts w:hint="eastAsia" w:ascii="微软雅黑" w:hAnsi="微软雅黑" w:eastAsia="微软雅黑" w:cs="微软雅黑"/>
-                <w:color w:val="000000" w:themeColor="text1"/>
-                <w14:textFill>
-                  <w14:solidFill>
-                    <w14:schemeClr w14:val="tx1"/>
-                  </w14:solidFill>
-                </w14:textFill>
-              </w:rPr>
-            </w:pPr>
-            <w:r>
-              <w:rPr>
-                <w:rFonts w:hint="eastAsia" w:ascii="微软雅黑" w:hAnsi="微软雅黑" w:eastAsia="微软雅黑" w:cs="微软雅黑"/>
-                <w:color w:val="000000" w:themeColor="text1"/>
-                <w:sz w:val="17"/>
-                <w14:textFill>
-                  <w14:solidFill>
-                    <w14:schemeClr w14:val="tx1"/>
-                  </w14:solidFill>
-                </w14:textFill>
-              </w:rPr>
-              <w:t>≤50 µrad</w:t>
-            </w:r>
-          </w:p>
-        </w:tc>
-      </w:tr>
-      <w:tr>
-        <w:tblPrEx>
-          <w:tblBorders>
-            <w:top w:val="single" w:color="auto" w:sz="4" w:space="0"/>
-            <w:left w:val="single" w:color="auto" w:sz="4" w:space="0"/>
-            <w:bottom w:val="single" w:color="auto" w:sz="4" w:space="0"/>
-            <w:right w:val="single" w:color="auto" w:sz="4" w:space="0"/>
-            <w:insideH w:val="single" w:color="auto" w:sz="4" w:space="0"/>
-            <w:insideV w:val="single" w:color="auto" w:sz="4" w:space="0"/>
-          </w:tblBorders>
-          <w:tblCellMar>
-            <w:top w:w="0" w:type="dxa"/>
-            <w:left w:w="108" w:type="dxa"/>
-            <w:bottom w:w="0" w:type="dxa"/>
-            <w:right w:w="108" w:type="dxa"/>
-          </w:tblCellMar>
-        </w:tblPrEx>
-        <w:trPr>
-          <w:cantSplit/>
-          <w:jc w:val="center"/>
-        </w:trPr>
-        <w:tc>
-          <w:tcPr>
-            <w:tcW w:w="3600" w:type="dxa"/>
-            <w:tcMar>
-              <w:top w:w="80" w:type="dxa"/>
-              <w:left w:w="120" w:type="dxa"/>
-              <w:bottom w:w="80" w:type="dxa"/>
-              <w:right w:w="120" w:type="dxa"/>
-            </w:tcMar>
-            <w:vAlign w:val="center"/>
-          </w:tcPr>
-          <w:p>
-            <w:pPr>
-              <w:spacing w:after="0"/>
-              <w:rPr>
-                <w:rFonts w:hint="eastAsia" w:ascii="微软雅黑" w:hAnsi="微软雅黑" w:eastAsia="微软雅黑" w:cs="微软雅黑"/>
-                <w:color w:val="000000" w:themeColor="text1"/>
-                <w14:textFill>
-                  <w14:solidFill>
-                    <w14:schemeClr w14:val="tx1"/>
-                  </w14:solidFill>
-                </w14:textFill>
-              </w:rPr>
-            </w:pPr>
-            <w:r>
-              <w:rPr>
-                <w:rFonts w:hint="eastAsia" w:ascii="微软雅黑" w:hAnsi="微软雅黑" w:eastAsia="微软雅黑" w:cs="微软雅黑"/>
-                <w:color w:val="000000" w:themeColor="text1"/>
-                <w:sz w:val="17"/>
-                <w14:textFill>
-                  <w14:solidFill>
-                    <w14:schemeClr w14:val="tx1"/>
-                  </w14:solidFill>
-                </w14:textFill>
-              </w:rPr>
-              <w:t>设计复核</w:t>
-            </w:r>
-          </w:p>
-        </w:tc>
-        <w:tc>
-          <w:tcPr>
-            <w:tcW w:w="2600" w:type="dxa"/>
-            <w:tcMar>
-              <w:top w:w="80" w:type="dxa"/>
-              <w:left w:w="120" w:type="dxa"/>
-              <w:bottom w:w="80" w:type="dxa"/>
-              <w:right w:w="120" w:type="dxa"/>
-            </w:tcMar>
-            <w:vAlign w:val="center"/>
-          </w:tcPr>
-          <w:p>
-            <w:pPr>
-              <w:spacing w:after="0"/>
-              <w:rPr>
-                <w:rFonts w:hint="eastAsia" w:ascii="微软雅黑" w:hAnsi="微软雅黑" w:eastAsia="微软雅黑" w:cs="微软雅黑"/>
-                <w:color w:val="000000" w:themeColor="text1"/>
-                <w14:textFill>
-                  <w14:solidFill>
-                    <w14:schemeClr w14:val="tx1"/>
-                  </w14:solidFill>
-                </w14:textFill>
-              </w:rPr>
-            </w:pPr>
-            <w:r>
-              <w:rPr>
-                <w:rFonts w:hint="eastAsia" w:ascii="微软雅黑" w:hAnsi="微软雅黑" w:eastAsia="微软雅黑" w:cs="微软雅黑"/>
-                <w:color w:val="000000" w:themeColor="text1"/>
-                <w:sz w:val="17"/>
-                <w14:textFill>
-                  <w14:solidFill>
-                    <w14:schemeClr w14:val="tx1"/>
-                  </w14:solidFill>
-                </w14:textFill>
-              </w:rPr>
-              <w:t>通过</w:t>
-            </w:r>
-          </w:p>
-        </w:tc>
-        <w:tc>
-          <w:tcPr>
-            <w:tcW w:w="3160" w:type="dxa"/>
-            <w:tcMar>
-              <w:top w:w="80" w:type="dxa"/>
-              <w:left w:w="120" w:type="dxa"/>
-              <w:bottom w:w="80" w:type="dxa"/>
-              <w:right w:w="120" w:type="dxa"/>
-            </w:tcMar>
-            <w:vAlign w:val="center"/>
-          </w:tcPr>
-          <w:p>
-            <w:pPr>
-              <w:spacing w:after="0"/>
-              <w:rPr>
-                <w:rFonts w:hint="eastAsia" w:ascii="微软雅黑" w:hAnsi="微软雅黑" w:eastAsia="微软雅黑" w:cs="微软雅黑"/>
-                <w:color w:val="000000" w:themeColor="text1"/>
-                <w14:textFill>
-                  <w14:solidFill>
-                    <w14:schemeClr w14:val="tx1"/>
-                  </w14:solidFill>
-                </w14:textFill>
-              </w:rPr>
-            </w:pPr>
-            <w:r>
-              <w:rPr>
-                <w:rFonts w:hint="eastAsia" w:ascii="微软雅黑" w:hAnsi="微软雅黑" w:eastAsia="微软雅黑" w:cs="微软雅黑"/>
-                <w:color w:val="000000" w:themeColor="text1"/>
-                <w:sz w:val="17"/>
-                <w14:textFill>
-                  <w14:solidFill>
-                    <w14:schemeClr w14:val="tx1"/>
-                  </w14:solidFill>
-                </w14:textFill>
-              </w:rPr>
-              <w:t>独立模型 + 几何共同通过</w:t>
-            </w:r>
-          </w:p>
-        </w:tc>
-      </w:tr>
-    </w:tbl>
-    <w:p>
-      <w:pPr>
-        <w:spacing w:after="0"/>
-        <w:rPr>
-          <w:rFonts w:hint="eastAsia" w:ascii="微软雅黑" w:hAnsi="微软雅黑" w:eastAsia="微软雅黑" w:cs="微软雅黑"/>
-          <w:color w:val="000000" w:themeColor="text1"/>
-          <w14:textFill>
-            <w14:solidFill>
-              <w14:schemeClr w14:val="tx1"/>
-            </w14:solidFill>
-          </w14:textFill>
-        </w:rPr>
-      </w:pPr>
-    </w:p>
-    <w:p>
-      <w:pPr>
-        <w:spacing w:after="0"/>
-        <w:rPr>
-          <w:rFonts w:hint="eastAsia" w:ascii="微软雅黑" w:hAnsi="微软雅黑" w:eastAsia="微软雅黑" w:cs="微软雅黑"/>
-          <w:color w:val="000000" w:themeColor="text1"/>
-          <w14:textFill>
-            <w14:solidFill>
-              <w14:schemeClr w14:val="tx1"/>
-            </w14:solidFill>
-          </w14:textFill>
-        </w:rPr>
-      </w:pPr>
-    </w:p>
-    <w:p>
-      <w:pPr>
-        <w:pStyle w:val="3"/>
-        <w:keepNext/>
-      </w:pPr>
-      <w:r>
-        <w:rPr>
-          <w:rFonts w:ascii="Microsoft YaHei" w:hAnsi="Microsoft YaHei" w:eastAsia="Microsoft YaHei"/>
+          <w:rFonts w:ascii="微软雅黑" w:hAnsi="微软雅黑" w:eastAsia="微软雅黑"/>
           <w:b/>
           <w:i w:val="0"/>
-          <w:color w:val="2E74B5"/>
+          <w:color w:val="000000" w:themeColor="text1"/>
           <w:sz w:val="23"/>
+          <w14:textFill>
+            <w14:solidFill>
+              <w14:schemeClr w14:val="tx1"/>
+            </w14:solidFill>
+          </w14:textFill>
         </w:rPr>
         <w:t>附录 A：最终资料包结构</w:t>
       </w:r>
@@ -13004,13 +13129,27 @@
       <w:pPr>
         <w:pStyle w:val="16"/>
         <w:spacing w:after="80"/>
+        <w:rPr>
+          <w:color w:val="000000" w:themeColor="text1"/>
+          <w14:textFill>
+            <w14:solidFill>
+              <w14:schemeClr w14:val="tx1"/>
+            </w14:solidFill>
+          </w14:textFill>
+        </w:rPr>
       </w:pPr>
       <w:r>
         <w:rPr>
-          <w:rFonts w:ascii="Microsoft YaHei" w:hAnsi="Microsoft YaHei" w:eastAsia="Microsoft YaHei"/>
+          <w:rFonts w:ascii="微软雅黑" w:hAnsi="微软雅黑" w:eastAsia="微软雅黑"/>
           <w:b w:val="0"/>
           <w:i w:val="0"/>
+          <w:color w:val="000000" w:themeColor="text1"/>
           <w:sz w:val="20"/>
+          <w14:textFill>
+            <w14:solidFill>
+              <w14:schemeClr w14:val="tx1"/>
+            </w14:solidFill>
+          </w14:textFill>
         </w:rPr>
         <w:t>01_vendor_model：仅保留 HOLO/OR 出口复场文件格式说明；收到官方复场后放入此目录。</w:t>
       </w:r>
@@ -13019,13 +13158,27 @@
       <w:pPr>
         <w:pStyle w:val="16"/>
         <w:spacing w:after="80"/>
+        <w:rPr>
+          <w:color w:val="000000" w:themeColor="text1"/>
+          <w14:textFill>
+            <w14:solidFill>
+              <w14:schemeClr w14:val="tx1"/>
+            </w14:solidFill>
+          </w14:textFill>
+        </w:rPr>
       </w:pPr>
       <w:r>
         <w:rPr>
-          <w:rFonts w:ascii="Microsoft YaHei" w:hAnsi="Microsoft YaHei" w:eastAsia="Microsoft YaHei"/>
+          <w:rFonts w:ascii="微软雅黑" w:hAnsi="微软雅黑" w:eastAsia="微软雅黑"/>
           <w:b w:val="0"/>
           <w:i w:val="0"/>
+          <w:color w:val="000000" w:themeColor="text1"/>
           <w:sz w:val="20"/>
+          <w14:textFill>
+            <w14:solidFill>
+              <w14:schemeClr w14:val="tx1"/>
+            </w14:solidFill>
+          </w14:textFill>
         </w:rPr>
         <w:t>02_matlab_code：仅保留准直线光最终主程序、配置、求解器、独立替代模型和光路绘图代码。</w:t>
       </w:r>
@@ -13034,13 +13187,27 @@
       <w:pPr>
         <w:pStyle w:val="16"/>
         <w:spacing w:after="80"/>
+        <w:rPr>
+          <w:color w:val="000000" w:themeColor="text1"/>
+          <w14:textFill>
+            <w14:solidFill>
+              <w14:schemeClr w14:val="tx1"/>
+            </w14:solidFill>
+          </w14:textFill>
+        </w:rPr>
       </w:pPr>
       <w:r>
         <w:rPr>
-          <w:rFonts w:ascii="Microsoft YaHei" w:hAnsi="Microsoft YaHei" w:eastAsia="Microsoft YaHei"/>
+          <w:rFonts w:ascii="微软雅黑" w:hAnsi="微软雅黑" w:eastAsia="微软雅黑"/>
           <w:b w:val="0"/>
           <w:i w:val="0"/>
+          <w:color w:val="000000" w:themeColor="text1"/>
           <w:sz w:val="20"/>
+          <w14:textFill>
+            <w14:solidFill>
+              <w14:schemeClr w14:val="tx1"/>
+            </w14:solidFill>
+          </w14:textFill>
         </w:rPr>
         <w:t>03_simulation_results/collimated_line_R2019b：仅保留最终准直方案结果。</w:t>
       </w:r>
@@ -13049,13 +13216,27 @@
       <w:pPr>
         <w:pStyle w:val="16"/>
         <w:spacing w:after="80"/>
+        <w:rPr>
+          <w:color w:val="000000" w:themeColor="text1"/>
+          <w14:textFill>
+            <w14:solidFill>
+              <w14:schemeClr w14:val="tx1"/>
+            </w14:solidFill>
+          </w14:textFill>
+        </w:rPr>
       </w:pPr>
       <w:r>
         <w:rPr>
-          <w:rFonts w:ascii="Microsoft YaHei" w:hAnsi="Microsoft YaHei" w:eastAsia="Microsoft YaHei"/>
+          <w:rFonts w:ascii="微软雅黑" w:hAnsi="微软雅黑" w:eastAsia="微软雅黑"/>
           <w:b w:val="0"/>
           <w:i w:val="0"/>
+          <w:color w:val="000000" w:themeColor="text1"/>
           <w:sz w:val="20"/>
+          <w14:textFill>
+            <w14:solidFill>
+              <w14:schemeClr w14:val="tx1"/>
+            </w14:solidFill>
+          </w14:textFill>
         </w:rPr>
         <w:t>04_official_references：仅保留与准直模块、DOE 原理和采购核对有关的官方资料链接。</w:t>
       </w:r>
@@ -13064,13 +13245,27 @@
       <w:pPr>
         <w:pStyle w:val="16"/>
         <w:spacing w:after="80"/>
+        <w:rPr>
+          <w:color w:val="000000" w:themeColor="text1"/>
+          <w14:textFill>
+            <w14:solidFill>
+              <w14:schemeClr w14:val="tx1"/>
+            </w14:solidFill>
+          </w14:textFill>
+        </w:rPr>
       </w:pPr>
       <w:r>
         <w:rPr>
-          <w:rFonts w:ascii="Microsoft YaHei" w:hAnsi="Microsoft YaHei" w:eastAsia="Microsoft YaHei"/>
+          <w:rFonts w:ascii="微软雅黑" w:hAnsi="微软雅黑" w:eastAsia="微软雅黑"/>
           <w:b w:val="0"/>
           <w:i w:val="0"/>
+          <w:color w:val="000000" w:themeColor="text1"/>
           <w:sz w:val="20"/>
+          <w14:textFill>
+            <w14:solidFill>
+              <w14:schemeClr w14:val="tx1"/>
+            </w14:solidFill>
+          </w14:textFill>
         </w:rPr>
         <w:t>HOLOOR_355nm准直线光技术说明.docx：本技术说明。</w:t>
       </w:r>
@@ -13144,10 +13339,16 @@
       </w:pPr>
       <w:r>
         <w:rPr>
-          <w:rFonts w:ascii="Microsoft YaHei" w:hAnsi="Microsoft YaHei" w:eastAsia="Microsoft YaHei"/>
+          <w:rFonts w:ascii="微软雅黑" w:hAnsi="微软雅黑" w:eastAsia="微软雅黑"/>
           <w:b w:val="0"/>
           <w:i w:val="0"/>
+          <w:color w:val="000000" w:themeColor="text1"/>
           <w:sz w:val="19"/>
+          <w14:textFill>
+            <w14:solidFill>
+              <w14:schemeClr w14:val="tx1"/>
+            </w14:solidFill>
+          </w14:textFill>
         </w:rPr>
         <w:t>[2] HOLO/OR, FAQ, https://www.holoor.co.il/faq/（访问：2026-08-13）。</w:t>
       </w:r>
@@ -13167,10 +13368,16 @@
       </w:pPr>
       <w:r>
         <w:rPr>
-          <w:rFonts w:ascii="Microsoft YaHei" w:hAnsi="Microsoft YaHei" w:eastAsia="Microsoft YaHei"/>
+          <w:rFonts w:ascii="微软雅黑" w:hAnsi="微软雅黑" w:eastAsia="微软雅黑"/>
           <w:b w:val="0"/>
           <w:i w:val="0"/>
+          <w:color w:val="000000" w:themeColor="text1"/>
           <w:sz w:val="19"/>
+          <w14:textFill>
+            <w14:solidFill>
+              <w14:schemeClr w14:val="tx1"/>
+            </w14:solidFill>
+          </w14:textFill>
         </w:rPr>
         <w:t>[3] HOLO/OR, Beam Shaper Advantages / Single vs Multi Element, https://www.holoor.co.il/beam-shaper-advantages/（访问：2026-08-13）。</w:t>
       </w:r>
@@ -13190,10 +13397,16 @@
       </w:pPr>
       <w:r>
         <w:rPr>
-          <w:rFonts w:ascii="Microsoft YaHei" w:hAnsi="Microsoft YaHei" w:eastAsia="Microsoft YaHei"/>
+          <w:rFonts w:ascii="微软雅黑" w:hAnsi="微软雅黑" w:eastAsia="微软雅黑"/>
           <w:b w:val="0"/>
           <w:i w:val="0"/>
+          <w:color w:val="000000" w:themeColor="text1"/>
           <w:sz w:val="19"/>
+          <w14:textFill>
+            <w14:solidFill>
+              <w14:schemeClr w14:val="tx1"/>
+            </w14:solidFill>
+          </w14:textFill>
         </w:rPr>
         <w:t>[4] HOLO/OR, Top Hat Beam case study, https://www.holoor.co.il/top-hat-beam/（访问：2026-08-13）。</w:t>
       </w:r>
@@ -13496,9 +13709,9 @@
     <w:lsdException w:uiPriority="99" w:name="toa heading"/>
     <w:lsdException w:qFormat="1" w:uiPriority="99" w:semiHidden="0" w:name="List"/>
     <w:lsdException w:qFormat="1" w:uiPriority="99" w:semiHidden="0" w:name="List Bullet"/>
-    <w:lsdException w:uiPriority="99" w:semiHidden="0" w:name="List Number"/>
+    <w:lsdException w:qFormat="1" w:uiPriority="99" w:semiHidden="0" w:name="List Number"/>
     <w:lsdException w:qFormat="1" w:uiPriority="99" w:semiHidden="0" w:name="List 2"/>
-    <w:lsdException w:uiPriority="99" w:semiHidden="0" w:name="List 3"/>
+    <w:lsdException w:qFormat="1" w:uiPriority="99" w:semiHidden="0" w:name="List 3"/>
     <w:lsdException w:uiPriority="99" w:name="List 4"/>
     <w:lsdException w:uiPriority="99" w:name="List 5"/>
     <w:lsdException w:qFormat="1" w:uiPriority="99" w:semiHidden="0" w:name="List Bullet 2"/>
@@ -13600,44 +13813,44 @@
     <w:lsdException w:qFormat="1" w:unhideWhenUsed="0" w:uiPriority="1" w:semiHidden="0" w:name="No Spacing"/>
     <w:lsdException w:qFormat="1" w:unhideWhenUsed="0" w:uiPriority="60" w:semiHidden="0" w:name="Light Shading"/>
     <w:lsdException w:qFormat="1" w:unhideWhenUsed="0" w:uiPriority="61" w:semiHidden="0" w:name="Light List"/>
-    <w:lsdException w:unhideWhenUsed="0" w:uiPriority="62" w:semiHidden="0" w:name="Light Grid"/>
+    <w:lsdException w:qFormat="1" w:unhideWhenUsed="0" w:uiPriority="62" w:semiHidden="0" w:name="Light Grid"/>
     <w:lsdException w:unhideWhenUsed="0" w:uiPriority="63" w:semiHidden="0" w:name="Medium Shading 1"/>
-    <w:lsdException w:unhideWhenUsed="0" w:uiPriority="64" w:semiHidden="0" w:name="Medium Shading 2"/>
+    <w:lsdException w:qFormat="1" w:unhideWhenUsed="0" w:uiPriority="64" w:semiHidden="0" w:name="Medium Shading 2"/>
     <w:lsdException w:unhideWhenUsed="0" w:uiPriority="65" w:semiHidden="0" w:name="Medium List 1"/>
     <w:lsdException w:unhideWhenUsed="0" w:uiPriority="66" w:semiHidden="0" w:name="Medium List 2"/>
     <w:lsdException w:unhideWhenUsed="0" w:uiPriority="67" w:semiHidden="0" w:name="Medium Grid 1"/>
-    <w:lsdException w:unhideWhenUsed="0" w:uiPriority="68" w:semiHidden="0" w:name="Medium Grid 2"/>
+    <w:lsdException w:qFormat="1" w:unhideWhenUsed="0" w:uiPriority="68" w:semiHidden="0" w:name="Medium Grid 2"/>
     <w:lsdException w:unhideWhenUsed="0" w:uiPriority="69" w:semiHidden="0" w:name="Medium Grid 3"/>
     <w:lsdException w:qFormat="1" w:unhideWhenUsed="0" w:uiPriority="70" w:semiHidden="0" w:name="Dark List"/>
     <w:lsdException w:qFormat="1" w:unhideWhenUsed="0" w:uiPriority="71" w:semiHidden="0" w:name="Colorful Shading"/>
     <w:lsdException w:qFormat="1" w:unhideWhenUsed="0" w:uiPriority="72" w:semiHidden="0" w:name="Colorful List"/>
     <w:lsdException w:qFormat="1" w:unhideWhenUsed="0" w:uiPriority="73" w:semiHidden="0" w:name="Colorful Grid"/>
     <w:lsdException w:qFormat="1" w:unhideWhenUsed="0" w:uiPriority="60" w:semiHidden="0" w:name="Light Shading Accent 1"/>
-    <w:lsdException w:unhideWhenUsed="0" w:uiPriority="61" w:semiHidden="0" w:name="Light List Accent 1"/>
-    <w:lsdException w:unhideWhenUsed="0" w:uiPriority="62" w:semiHidden="0" w:name="Light Grid Accent 1"/>
+    <w:lsdException w:qFormat="1" w:unhideWhenUsed="0" w:uiPriority="61" w:semiHidden="0" w:name="Light List Accent 1"/>
+    <w:lsdException w:qFormat="1" w:unhideWhenUsed="0" w:uiPriority="62" w:semiHidden="0" w:name="Light Grid Accent 1"/>
     <w:lsdException w:unhideWhenUsed="0" w:uiPriority="63" w:semiHidden="0" w:name="Medium Shading 1 Accent 1"/>
-    <w:lsdException w:unhideWhenUsed="0" w:uiPriority="64" w:semiHidden="0" w:name="Medium Shading 2 Accent 1"/>
-    <w:lsdException w:unhideWhenUsed="0" w:uiPriority="65" w:semiHidden="0" w:name="Medium List 1 Accent 1"/>
+    <w:lsdException w:qFormat="1" w:unhideWhenUsed="0" w:uiPriority="64" w:semiHidden="0" w:name="Medium Shading 2 Accent 1"/>
+    <w:lsdException w:qFormat="1" w:unhideWhenUsed="0" w:uiPriority="65" w:semiHidden="0" w:name="Medium List 1 Accent 1"/>
     <w:lsdException w:qFormat="1" w:unhideWhenUsed="0" w:uiPriority="34" w:semiHidden="0" w:name="List Paragraph"/>
     <w:lsdException w:qFormat="1" w:unhideWhenUsed="0" w:uiPriority="29" w:semiHidden="0" w:name="Quote"/>
     <w:lsdException w:qFormat="1" w:unhideWhenUsed="0" w:uiPriority="30" w:semiHidden="0" w:name="Intense Quote"/>
-    <w:lsdException w:unhideWhenUsed="0" w:uiPriority="66" w:semiHidden="0" w:name="Medium List 2 Accent 1"/>
+    <w:lsdException w:qFormat="1" w:unhideWhenUsed="0" w:uiPriority="66" w:semiHidden="0" w:name="Medium List 2 Accent 1"/>
     <w:lsdException w:unhideWhenUsed="0" w:uiPriority="67" w:semiHidden="0" w:name="Medium Grid 1 Accent 1"/>
-    <w:lsdException w:unhideWhenUsed="0" w:uiPriority="68" w:semiHidden="0" w:name="Medium Grid 2 Accent 1"/>
-    <w:lsdException w:unhideWhenUsed="0" w:uiPriority="69" w:semiHidden="0" w:name="Medium Grid 3 Accent 1"/>
+    <w:lsdException w:qFormat="1" w:unhideWhenUsed="0" w:uiPriority="68" w:semiHidden="0" w:name="Medium Grid 2 Accent 1"/>
+    <w:lsdException w:qFormat="1" w:unhideWhenUsed="0" w:uiPriority="69" w:semiHidden="0" w:name="Medium Grid 3 Accent 1"/>
     <w:lsdException w:qFormat="1" w:unhideWhenUsed="0" w:uiPriority="70" w:semiHidden="0" w:name="Dark List Accent 1"/>
     <w:lsdException w:qFormat="1" w:unhideWhenUsed="0" w:uiPriority="71" w:semiHidden="0" w:name="Colorful Shading Accent 1"/>
-    <w:lsdException w:unhideWhenUsed="0" w:uiPriority="72" w:semiHidden="0" w:name="Colorful List Accent 1"/>
+    <w:lsdException w:qFormat="1" w:unhideWhenUsed="0" w:uiPriority="72" w:semiHidden="0" w:name="Colorful List Accent 1"/>
     <w:lsdException w:qFormat="1" w:unhideWhenUsed="0" w:uiPriority="73" w:semiHidden="0" w:name="Colorful Grid Accent 1"/>
     <w:lsdException w:qFormat="1" w:unhideWhenUsed="0" w:uiPriority="60" w:semiHidden="0" w:name="Light Shading Accent 2"/>
-    <w:lsdException w:unhideWhenUsed="0" w:uiPriority="61" w:semiHidden="0" w:name="Light List Accent 2"/>
+    <w:lsdException w:qFormat="1" w:unhideWhenUsed="0" w:uiPriority="61" w:semiHidden="0" w:name="Light List Accent 2"/>
     <w:lsdException w:unhideWhenUsed="0" w:uiPriority="62" w:semiHidden="0" w:name="Light Grid Accent 2"/>
-    <w:lsdException w:unhideWhenUsed="0" w:uiPriority="63" w:semiHidden="0" w:name="Medium Shading 1 Accent 2"/>
-    <w:lsdException w:unhideWhenUsed="0" w:uiPriority="64" w:semiHidden="0" w:name="Medium Shading 2 Accent 2"/>
+    <w:lsdException w:qFormat="1" w:unhideWhenUsed="0" w:uiPriority="63" w:semiHidden="0" w:name="Medium Shading 1 Accent 2"/>
+    <w:lsdException w:qFormat="1" w:unhideWhenUsed="0" w:uiPriority="64" w:semiHidden="0" w:name="Medium Shading 2 Accent 2"/>
     <w:lsdException w:unhideWhenUsed="0" w:uiPriority="65" w:semiHidden="0" w:name="Medium List 1 Accent 2"/>
-    <w:lsdException w:unhideWhenUsed="0" w:uiPriority="66" w:semiHidden="0" w:name="Medium List 2 Accent 2"/>
-    <w:lsdException w:unhideWhenUsed="0" w:uiPriority="67" w:semiHidden="0" w:name="Medium Grid 1 Accent 2"/>
-    <w:lsdException w:unhideWhenUsed="0" w:uiPriority="68" w:semiHidden="0" w:name="Medium Grid 2 Accent 2"/>
+    <w:lsdException w:qFormat="1" w:unhideWhenUsed="0" w:uiPriority="66" w:semiHidden="0" w:name="Medium List 2 Accent 2"/>
+    <w:lsdException w:qFormat="1" w:unhideWhenUsed="0" w:uiPriority="67" w:semiHidden="0" w:name="Medium Grid 1 Accent 2"/>
+    <w:lsdException w:qFormat="1" w:unhideWhenUsed="0" w:uiPriority="68" w:semiHidden="0" w:name="Medium Grid 2 Accent 2"/>
     <w:lsdException w:unhideWhenUsed="0" w:uiPriority="69" w:semiHidden="0" w:name="Medium Grid 3 Accent 2"/>
     <w:lsdException w:qFormat="1" w:unhideWhenUsed="0" w:uiPriority="70" w:semiHidden="0" w:name="Dark List Accent 2"/>
     <w:lsdException w:qFormat="1" w:unhideWhenUsed="0" w:uiPriority="71" w:semiHidden="0" w:name="Colorful Shading Accent 2"/>
@@ -13645,13 +13858,13 @@
     <w:lsdException w:qFormat="1" w:unhideWhenUsed="0" w:uiPriority="73" w:semiHidden="0" w:name="Colorful Grid Accent 2"/>
     <w:lsdException w:qFormat="1" w:unhideWhenUsed="0" w:uiPriority="60" w:semiHidden="0" w:name="Light Shading Accent 3"/>
     <w:lsdException w:unhideWhenUsed="0" w:uiPriority="61" w:semiHidden="0" w:name="Light List Accent 3"/>
-    <w:lsdException w:unhideWhenUsed="0" w:uiPriority="62" w:semiHidden="0" w:name="Light Grid Accent 3"/>
+    <w:lsdException w:qFormat="1" w:unhideWhenUsed="0" w:uiPriority="62" w:semiHidden="0" w:name="Light Grid Accent 3"/>
     <w:lsdException w:unhideWhenUsed="0" w:uiPriority="63" w:semiHidden="0" w:name="Medium Shading 1 Accent 3"/>
-    <w:lsdException w:unhideWhenUsed="0" w:uiPriority="64" w:semiHidden="0" w:name="Medium Shading 2 Accent 3"/>
+    <w:lsdException w:qFormat="1" w:unhideWhenUsed="0" w:uiPriority="64" w:semiHidden="0" w:name="Medium Shading 2 Accent 3"/>
     <w:lsdException w:unhideWhenUsed="0" w:uiPriority="65" w:semiHidden="0" w:name="Medium List 1 Accent 3"/>
     <w:lsdException w:unhideWhenUsed="0" w:uiPriority="66" w:semiHidden="0" w:name="Medium List 2 Accent 3"/>
     <w:lsdException w:unhideWhenUsed="0" w:uiPriority="67" w:semiHidden="0" w:name="Medium Grid 1 Accent 3"/>
-    <w:lsdException w:unhideWhenUsed="0" w:uiPriority="68" w:semiHidden="0" w:name="Medium Grid 2 Accent 3"/>
+    <w:lsdException w:qFormat="1" w:unhideWhenUsed="0" w:uiPriority="68" w:semiHidden="0" w:name="Medium Grid 2 Accent 3"/>
     <w:lsdException w:qFormat="1" w:unhideWhenUsed="0" w:uiPriority="69" w:semiHidden="0" w:name="Medium Grid 3 Accent 3"/>
     <w:lsdException w:qFormat="1" w:unhideWhenUsed="0" w:uiPriority="70" w:semiHidden="0" w:name="Dark List Accent 3"/>
     <w:lsdException w:qFormat="1" w:unhideWhenUsed="0" w:uiPriority="71" w:semiHidden="0" w:name="Colorful Shading Accent 3"/>
@@ -13659,9 +13872,9 @@
     <w:lsdException w:qFormat="1" w:unhideWhenUsed="0" w:uiPriority="73" w:semiHidden="0" w:name="Colorful Grid Accent 3"/>
     <w:lsdException w:qFormat="1" w:unhideWhenUsed="0" w:uiPriority="60" w:semiHidden="0" w:name="Light Shading Accent 4"/>
     <w:lsdException w:unhideWhenUsed="0" w:uiPriority="61" w:semiHidden="0" w:name="Light List Accent 4"/>
-    <w:lsdException w:unhideWhenUsed="0" w:uiPriority="62" w:semiHidden="0" w:name="Light Grid Accent 4"/>
+    <w:lsdException w:qFormat="1" w:unhideWhenUsed="0" w:uiPriority="62" w:semiHidden="0" w:name="Light Grid Accent 4"/>
     <w:lsdException w:unhideWhenUsed="0" w:uiPriority="63" w:semiHidden="0" w:name="Medium Shading 1 Accent 4"/>
-    <w:lsdException w:unhideWhenUsed="0" w:uiPriority="64" w:semiHidden="0" w:name="Medium Shading 2 Accent 4"/>
+    <w:lsdException w:qFormat="1" w:unhideWhenUsed="0" w:uiPriority="64" w:semiHidden="0" w:name="Medium Shading 2 Accent 4"/>
     <w:lsdException w:unhideWhenUsed="0" w:uiPriority="65" w:semiHidden="0" w:name="Medium List 1 Accent 4"/>
     <w:lsdException w:unhideWhenUsed="0" w:uiPriority="66" w:semiHidden="0" w:name="Medium List 2 Accent 4"/>
     <w:lsdException w:unhideWhenUsed="0" w:uiPriority="67" w:semiHidden="0" w:name="Medium Grid 1 Accent 4"/>
@@ -13672,30 +13885,30 @@
     <w:lsdException w:qFormat="1" w:unhideWhenUsed="0" w:uiPriority="72" w:semiHidden="0" w:name="Colorful List Accent 4"/>
     <w:lsdException w:qFormat="1" w:unhideWhenUsed="0" w:uiPriority="73" w:semiHidden="0" w:name="Colorful Grid Accent 4"/>
     <w:lsdException w:qFormat="1" w:unhideWhenUsed="0" w:uiPriority="60" w:semiHidden="0" w:name="Light Shading Accent 5"/>
-    <w:lsdException w:unhideWhenUsed="0" w:uiPriority="61" w:semiHidden="0" w:name="Light List Accent 5"/>
-    <w:lsdException w:unhideWhenUsed="0" w:uiPriority="62" w:semiHidden="0" w:name="Light Grid Accent 5"/>
+    <w:lsdException w:qFormat="1" w:unhideWhenUsed="0" w:uiPriority="61" w:semiHidden="0" w:name="Light List Accent 5"/>
+    <w:lsdException w:qFormat="1" w:unhideWhenUsed="0" w:uiPriority="62" w:semiHidden="0" w:name="Light Grid Accent 5"/>
     <w:lsdException w:unhideWhenUsed="0" w:uiPriority="63" w:semiHidden="0" w:name="Medium Shading 1 Accent 5"/>
     <w:lsdException w:unhideWhenUsed="0" w:uiPriority="64" w:semiHidden="0" w:name="Medium Shading 2 Accent 5"/>
     <w:lsdException w:unhideWhenUsed="0" w:uiPriority="65" w:semiHidden="0" w:name="Medium List 1 Accent 5"/>
-    <w:lsdException w:unhideWhenUsed="0" w:uiPriority="66" w:semiHidden="0" w:name="Medium List 2 Accent 5"/>
-    <w:lsdException w:unhideWhenUsed="0" w:uiPriority="67" w:semiHidden="0" w:name="Medium Grid 1 Accent 5"/>
-    <w:lsdException w:unhideWhenUsed="0" w:uiPriority="68" w:semiHidden="0" w:name="Medium Grid 2 Accent 5"/>
+    <w:lsdException w:qFormat="1" w:unhideWhenUsed="0" w:uiPriority="66" w:semiHidden="0" w:name="Medium List 2 Accent 5"/>
+    <w:lsdException w:qFormat="1" w:unhideWhenUsed="0" w:uiPriority="67" w:semiHidden="0" w:name="Medium Grid 1 Accent 5"/>
+    <w:lsdException w:qFormat="1" w:unhideWhenUsed="0" w:uiPriority="68" w:semiHidden="0" w:name="Medium Grid 2 Accent 5"/>
     <w:lsdException w:qFormat="1" w:unhideWhenUsed="0" w:uiPriority="69" w:semiHidden="0" w:name="Medium Grid 3 Accent 5"/>
     <w:lsdException w:qFormat="1" w:unhideWhenUsed="0" w:uiPriority="70" w:semiHidden="0" w:name="Dark List Accent 5"/>
     <w:lsdException w:qFormat="1" w:unhideWhenUsed="0" w:uiPriority="71" w:semiHidden="0" w:name="Colorful Shading Accent 5"/>
     <w:lsdException w:qFormat="1" w:unhideWhenUsed="0" w:uiPriority="72" w:semiHidden="0" w:name="Colorful List Accent 5"/>
     <w:lsdException w:qFormat="1" w:unhideWhenUsed="0" w:uiPriority="73" w:semiHidden="0" w:name="Colorful Grid Accent 5"/>
     <w:lsdException w:qFormat="1" w:unhideWhenUsed="0" w:uiPriority="60" w:semiHidden="0" w:name="Light Shading Accent 6"/>
-    <w:lsdException w:unhideWhenUsed="0" w:uiPriority="61" w:semiHidden="0" w:name="Light List Accent 6"/>
-    <w:lsdException w:unhideWhenUsed="0" w:uiPriority="62" w:semiHidden="0" w:name="Light Grid Accent 6"/>
-    <w:lsdException w:unhideWhenUsed="0" w:uiPriority="63" w:semiHidden="0" w:name="Medium Shading 1 Accent 6"/>
-    <w:lsdException w:unhideWhenUsed="0" w:uiPriority="64" w:semiHidden="0" w:name="Medium Shading 2 Accent 6"/>
+    <w:lsdException w:qFormat="1" w:unhideWhenUsed="0" w:uiPriority="61" w:semiHidden="0" w:name="Light List Accent 6"/>
+    <w:lsdException w:qFormat="1" w:unhideWhenUsed="0" w:uiPriority="62" w:semiHidden="0" w:name="Light Grid Accent 6"/>
+    <w:lsdException w:qFormat="1" w:unhideWhenUsed="0" w:uiPriority="63" w:semiHidden="0" w:name="Medium Shading 1 Accent 6"/>
+    <w:lsdException w:qFormat="1" w:unhideWhenUsed="0" w:uiPriority="64" w:semiHidden="0" w:name="Medium Shading 2 Accent 6"/>
     <w:lsdException w:unhideWhenUsed="0" w:uiPriority="65" w:semiHidden="0" w:name="Medium List 1 Accent 6"/>
     <w:lsdException w:unhideWhenUsed="0" w:uiPriority="66" w:semiHidden="0" w:name="Medium List 2 Accent 6"/>
-    <w:lsdException w:unhideWhenUsed="0" w:uiPriority="67" w:semiHidden="0" w:name="Medium Grid 1 Accent 6"/>
+    <w:lsdException w:qFormat="1" w:unhideWhenUsed="0" w:uiPriority="67" w:semiHidden="0" w:name="Medium Grid 1 Accent 6"/>
     <w:lsdException w:unhideWhenUsed="0" w:uiPriority="68" w:semiHidden="0" w:name="Medium Grid 2 Accent 6"/>
     <w:lsdException w:qFormat="1" w:unhideWhenUsed="0" w:uiPriority="69" w:semiHidden="0" w:name="Medium Grid 3 Accent 6"/>
-    <w:lsdException w:unhideWhenUsed="0" w:uiPriority="70" w:semiHidden="0" w:name="Dark List Accent 6"/>
+    <w:lsdException w:qFormat="1" w:unhideWhenUsed="0" w:uiPriority="70" w:semiHidden="0" w:name="Dark List Accent 6"/>
     <w:lsdException w:qFormat="1" w:unhideWhenUsed="0" w:uiPriority="71" w:semiHidden="0" w:name="Colorful Shading Accent 6"/>
     <w:lsdException w:qFormat="1" w:unhideWhenUsed="0" w:uiPriority="72" w:semiHidden="0" w:name="Colorful List Accent 6"/>
     <w:lsdException w:qFormat="1" w:unhideWhenUsed="0" w:uiPriority="73" w:semiHidden="0" w:name="Colorful Grid Accent 6"/>
@@ -13999,6 +14212,7 @@
     <w:name w:val="List 3"/>
     <w:basedOn w:val="1"/>
     <w:unhideWhenUsed/>
+    <w:qFormat/>
     <w:uiPriority w:val="99"/>
     <w:pPr>
       <w:ind w:left="1080" w:hanging="360"/>
@@ -14023,6 +14237,7 @@
     <w:name w:val="List Number"/>
     <w:basedOn w:val="1"/>
     <w:unhideWhenUsed/>
+    <w:qFormat/>
     <w:uiPriority w:val="99"/>
     <w:pPr>
       <w:numPr>
@@ -15114,6 +15329,7 @@
   <w:style w:type="table" w:styleId="42">
     <w:name w:val="Light List Accent 1"/>
     <w:basedOn w:val="32"/>
+    <w:qFormat/>
     <w:uiPriority w:val="61"/>
     <w:pPr>
       <w:spacing w:after="0" w:line="240" w:lineRule="auto"/>
@@ -15207,6 +15423,7 @@
   <w:style w:type="table" w:styleId="43">
     <w:name w:val="Light List Accent 2"/>
     <w:basedOn w:val="32"/>
+    <w:qFormat/>
     <w:uiPriority w:val="61"/>
     <w:pPr>
       <w:spacing w:after="0" w:line="240" w:lineRule="auto"/>
@@ -15486,6 +15703,7 @@
   <w:style w:type="table" w:styleId="46">
     <w:name w:val="Light List Accent 5"/>
     <w:basedOn w:val="32"/>
+    <w:qFormat/>
     <w:uiPriority w:val="61"/>
     <w:pPr>
       <w:spacing w:after="0" w:line="240" w:lineRule="auto"/>
@@ -15579,6 +15797,7 @@
   <w:style w:type="table" w:styleId="47">
     <w:name w:val="Light List Accent 6"/>
     <w:basedOn w:val="32"/>
+    <w:qFormat/>
     <w:uiPriority w:val="61"/>
     <w:pPr>
       <w:spacing w:after="0" w:line="240" w:lineRule="auto"/>
@@ -15672,6 +15891,7 @@
   <w:style w:type="table" w:styleId="48">
     <w:name w:val="Light Grid"/>
     <w:basedOn w:val="32"/>
+    <w:qFormat/>
     <w:uiPriority w:val="62"/>
     <w:pPr>
       <w:spacing w:after="0" w:line="240" w:lineRule="auto"/>
@@ -15798,6 +16018,7 @@
   <w:style w:type="table" w:styleId="49">
     <w:name w:val="Light Grid Accent 1"/>
     <w:basedOn w:val="32"/>
+    <w:qFormat/>
     <w:uiPriority w:val="62"/>
     <w:pPr>
       <w:spacing w:after="0" w:line="240" w:lineRule="auto"/>
@@ -16050,6 +16271,7 @@
   <w:style w:type="table" w:styleId="51">
     <w:name w:val="Light Grid Accent 3"/>
     <w:basedOn w:val="32"/>
+    <w:qFormat/>
     <w:uiPriority w:val="62"/>
     <w:pPr>
       <w:spacing w:after="0" w:line="240" w:lineRule="auto"/>
@@ -16176,6 +16398,7 @@
   <w:style w:type="table" w:styleId="52">
     <w:name w:val="Light Grid Accent 4"/>
     <w:basedOn w:val="32"/>
+    <w:qFormat/>
     <w:uiPriority w:val="62"/>
     <w:pPr>
       <w:spacing w:after="0" w:line="240" w:lineRule="auto"/>
@@ -16302,6 +16525,7 @@
   <w:style w:type="table" w:styleId="53">
     <w:name w:val="Light Grid Accent 5"/>
     <w:basedOn w:val="32"/>
+    <w:qFormat/>
     <w:uiPriority w:val="62"/>
     <w:pPr>
       <w:spacing w:after="0" w:line="240" w:lineRule="auto"/>
@@ -16428,6 +16652,7 @@
   <w:style w:type="table" w:styleId="54">
     <w:name w:val="Light Grid Accent 6"/>
     <w:basedOn w:val="32"/>
+    <w:qFormat/>
     <w:uiPriority w:val="62"/>
     <w:pPr>
       <w:spacing w:after="0" w:line="240" w:lineRule="auto"/>
@@ -16768,6 +16993,7 @@
   <w:style w:type="table" w:styleId="57">
     <w:name w:val="Medium Shading 1 Accent 2"/>
     <w:basedOn w:val="32"/>
+    <w:qFormat/>
     <w:uiPriority w:val="63"/>
     <w:pPr>
       <w:spacing w:after="0" w:line="240" w:lineRule="auto"/>
@@ -17196,6 +17422,7 @@
   <w:style w:type="table" w:styleId="61">
     <w:name w:val="Medium Shading 1 Accent 6"/>
     <w:basedOn w:val="32"/>
+    <w:qFormat/>
     <w:uiPriority w:val="63"/>
     <w:pPr>
       <w:spacing w:after="0" w:line="240" w:lineRule="auto"/>
@@ -17303,6 +17530,7 @@
   <w:style w:type="table" w:styleId="62">
     <w:name w:val="Medium Shading 2"/>
     <w:basedOn w:val="32"/>
+    <w:qFormat/>
     <w:uiPriority w:val="64"/>
     <w:pPr>
       <w:spacing w:after="0" w:line="240" w:lineRule="auto"/>
@@ -17468,6 +17696,7 @@
   <w:style w:type="table" w:styleId="63">
     <w:name w:val="Medium Shading 2 Accent 1"/>
     <w:basedOn w:val="32"/>
+    <w:qFormat/>
     <w:uiPriority w:val="64"/>
     <w:pPr>
       <w:spacing w:after="0" w:line="240" w:lineRule="auto"/>
@@ -17633,6 +17862,7 @@
   <w:style w:type="table" w:styleId="64">
     <w:name w:val="Medium Shading 2 Accent 2"/>
     <w:basedOn w:val="32"/>
+    <w:qFormat/>
     <w:uiPriority w:val="64"/>
     <w:pPr>
       <w:spacing w:after="0" w:line="240" w:lineRule="auto"/>
@@ -17798,6 +18028,7 @@
   <w:style w:type="table" w:styleId="65">
     <w:name w:val="Medium Shading 2 Accent 3"/>
     <w:basedOn w:val="32"/>
+    <w:qFormat/>
     <w:uiPriority w:val="64"/>
     <w:pPr>
       <w:spacing w:after="0" w:line="240" w:lineRule="auto"/>
@@ -17963,6 +18194,7 @@
   <w:style w:type="table" w:styleId="66">
     <w:name w:val="Medium Shading 2 Accent 4"/>
     <w:basedOn w:val="32"/>
+    <w:qFormat/>
     <w:uiPriority w:val="64"/>
     <w:pPr>
       <w:spacing w:after="0" w:line="240" w:lineRule="auto"/>
@@ -18293,6 +18525,7 @@
   <w:style w:type="table" w:styleId="68">
     <w:name w:val="Medium Shading 2 Accent 6"/>
     <w:basedOn w:val="32"/>
+    <w:qFormat/>
     <w:uiPriority w:val="64"/>
     <w:pPr>
       <w:spacing w:after="0" w:line="240" w:lineRule="auto"/>
@@ -18548,6 +18781,7 @@
   <w:style w:type="table" w:styleId="70">
     <w:name w:val="Medium List 1 Accent 1"/>
     <w:basedOn w:val="32"/>
+    <w:qFormat/>
     <w:uiPriority w:val="65"/>
     <w:pPr>
       <w:spacing w:after="0" w:line="240" w:lineRule="auto"/>
@@ -19217,6 +19451,7 @@
   <w:style w:type="table" w:styleId="77">
     <w:name w:val="Medium List 2 Accent 1"/>
     <w:basedOn w:val="32"/>
+    <w:qFormat/>
     <w:uiPriority w:val="66"/>
     <w:pPr>
       <w:spacing w:after="0" w:line="240" w:lineRule="auto"/>
@@ -19346,6 +19581,7 @@
   <w:style w:type="table" w:styleId="78">
     <w:name w:val="Medium List 2 Accent 2"/>
     <w:basedOn w:val="32"/>
+    <w:qFormat/>
     <w:uiPriority w:val="66"/>
     <w:pPr>
       <w:spacing w:after="0" w:line="240" w:lineRule="auto"/>
@@ -19733,6 +19969,7 @@
   <w:style w:type="table" w:styleId="81">
     <w:name w:val="Medium List 2 Accent 5"/>
     <w:basedOn w:val="32"/>
+    <w:qFormat/>
     <w:uiPriority w:val="66"/>
     <w:pPr>
       <w:spacing w:after="0" w:line="240" w:lineRule="auto"/>
@@ -20129,6 +20366,7 @@
   <w:style w:type="table" w:styleId="85">
     <w:name w:val="Medium Grid 1 Accent 2"/>
     <w:basedOn w:val="32"/>
+    <w:qFormat/>
     <w:uiPriority w:val="67"/>
     <w:pPr>
       <w:spacing w:after="0" w:line="240" w:lineRule="auto"/>
@@ -20336,6 +20574,7 @@
   <w:style w:type="table" w:styleId="88">
     <w:name w:val="Medium Grid 1 Accent 5"/>
     <w:basedOn w:val="32"/>
+    <w:qFormat/>
     <w:uiPriority w:val="67"/>
     <w:pPr>
       <w:spacing w:after="0" w:line="240" w:lineRule="auto"/>
@@ -20405,6 +20644,7 @@
   <w:style w:type="table" w:styleId="89">
     <w:name w:val="Medium Grid 1 Accent 6"/>
     <w:basedOn w:val="32"/>
+    <w:qFormat/>
     <w:uiPriority w:val="67"/>
     <w:pPr>
       <w:spacing w:after="0" w:line="240" w:lineRule="auto"/>
@@ -20474,6 +20714,7 @@
   <w:style w:type="table" w:styleId="90">
     <w:name w:val="Medium Grid 2"/>
     <w:basedOn w:val="32"/>
+    <w:qFormat/>
     <w:uiPriority w:val="68"/>
     <w:pPr>
       <w:spacing w:after="0" w:line="240" w:lineRule="auto"/>
@@ -20620,6 +20861,7 @@
   <w:style w:type="table" w:styleId="91">
     <w:name w:val="Medium Grid 2 Accent 1"/>
     <w:basedOn w:val="32"/>
+    <w:qFormat/>
     <w:uiPriority w:val="68"/>
     <w:pPr>
       <w:spacing w:after="0" w:line="240" w:lineRule="auto"/>
@@ -20766,6 +21008,7 @@
   <w:style w:type="table" w:styleId="92">
     <w:name w:val="Medium Grid 2 Accent 2"/>
     <w:basedOn w:val="32"/>
+    <w:qFormat/>
     <w:uiPriority w:val="68"/>
     <w:pPr>
       <w:spacing w:after="0" w:line="240" w:lineRule="auto"/>
@@ -20912,6 +21155,7 @@
   <w:style w:type="table" w:styleId="93">
     <w:name w:val="Medium Grid 2 Accent 3"/>
     <w:basedOn w:val="32"/>
+    <w:qFormat/>
     <w:uiPriority w:val="68"/>
     <w:pPr>
       <w:spacing w:after="0" w:line="240" w:lineRule="auto"/>
@@ -21204,6 +21448,7 @@
   <w:style w:type="table" w:styleId="95">
     <w:name w:val="Medium Grid 2 Accent 5"/>
     <w:basedOn w:val="32"/>
+    <w:qFormat/>
     <w:uiPriority w:val="68"/>
     <w:pPr>
       <w:spacing w:after="0" w:line="240" w:lineRule="auto"/>
@@ -21653,6 +21898,7 @@
   <w:style w:type="table" w:styleId="98">
     <w:name w:val="Medium Grid 3 Accent 1"/>
     <w:basedOn w:val="32"/>
+    <w:qFormat/>
     <w:uiPriority w:val="69"/>
     <w:pPr>
       <w:spacing w:after="0" w:line="240" w:lineRule="auto"/>
@@ -23295,6 +23541,7 @@
   <w:style w:type="table" w:styleId="110">
     <w:name w:val="Dark List Accent 6"/>
     <w:basedOn w:val="32"/>
+    <w:qFormat/>
     <w:uiPriority w:val="70"/>
     <w:pPr>
       <w:spacing w:after="0" w:line="240" w:lineRule="auto"/>
@@ -24526,6 +24773,7 @@
   <w:style w:type="table" w:styleId="119">
     <w:name w:val="Colorful List Accent 1"/>
     <w:basedOn w:val="32"/>
+    <w:qFormat/>
     <w:uiPriority w:val="72"/>
     <w:pPr>
       <w:spacing w:after="0" w:line="240" w:lineRule="auto"/>
@@ -25965,6 +26213,7 @@
     <w:name w:val="Quote Char"/>
     <w:basedOn w:val="132"/>
     <w:link w:val="148"/>
+    <w:qFormat/>
     <w:uiPriority w:val="29"/>
     <w:rPr>
       <w:i/>
